--- a/backend-templates/manage-datasprawl.docx
+++ b/backend-templates/manage-datasprawl.docx
@@ -1,6 +1,6 @@
 
 <file path=word/document.xml><?xml version="1.0" encoding="utf-8"?>
-<w:document xmlns:wpc="http://schemas.microsoft.com/office/word/2010/wordprocessingCanvas" xmlns:cx="http://schemas.microsoft.com/office/drawing/2014/chartex" xmlns:cx1="http://schemas.microsoft.com/office/drawing/2015/9/8/chartex" xmlns:cx2="http://schemas.microsoft.com/office/drawing/2015/10/21/chartex" xmlns:cx3="http://schemas.microsoft.com/office/drawing/2016/5/9/chartex" xmlns:cx4="http://schemas.microsoft.com/office/drawing/2016/5/10/chartex" xmlns:cx5="http://schemas.microsoft.com/office/drawing/2016/5/11/chartex" xmlns:cx6="http://schemas.microsoft.com/office/drawing/2016/5/12/chartex" xmlns:cx7="http://schemas.microsoft.com/office/drawing/2016/5/13/chartex" xmlns:cx8="http://schemas.microsoft.com/office/drawing/2016/5/14/chartex" xmlns:mc="http://schemas.openxmlformats.org/markup-compatibility/2006" xmlns:aink="http://schemas.microsoft.com/office/drawing/2016/ink" xmlns:am3d="http://schemas.microsoft.com/office/drawing/2017/model3d" xmlns:o="urn:schemas-microsoft-com:office:office" xmlns:oel="http://schemas.microsoft.com/office/2019/extlst" xmlns:r="http://schemas.openxmlformats.org/officeDocument/2006/relationships" xmlns:m="http://schemas.openxmlformats.org/officeDocument/2006/math" xmlns:v="urn:schemas-microsoft-com:vml" xmlns:wp14="http://schemas.microsoft.com/office/word/2010/wordprocessingDrawing" xmlns:wp="http://schemas.openxmlformats.org/drawingml/2006/wordprocessingDrawing" xmlns:w10="urn:schemas-microsoft-com:office:word" xmlns:w="http://schemas.openxmlformats.org/wordprocessingml/2006/main" xmlns:w14="http://schemas.microsoft.com/office/word/2010/wordml" xmlns:w15="http://schemas.microsoft.com/office/word/2012/wordml" xmlns:w16cex="http://schemas.microsoft.com/office/word/2018/wordml/cex" xmlns:w16cid="http://schemas.microsoft.com/office/word/2016/wordml/cid" xmlns:w16="http://schemas.microsoft.com/office/word/2018/wordml" xmlns:w16du="http://schemas.microsoft.com/office/word/2023/wordml/word16du" xmlns:w16sdtdh="http://schemas.microsoft.com/office/word/2020/wordml/sdtdatahash" xmlns:w16sdtfl="http://schemas.microsoft.com/office/word/2024/wordml/sdtformatlock" xmlns:w16se="http://schemas.microsoft.com/office/word/2015/wordml/symex" xmlns:wpg="http://schemas.microsoft.com/office/word/2010/wordprocessingGroup" xmlns:wpi="http://schemas.microsoft.com/office/word/2010/wordprocessingInk" xmlns:wne="http://schemas.microsoft.com/office/word/2006/wordml" xmlns:wps="http://schemas.microsoft.com/office/word/2010/wordprocessingShape" mc:Ignorable="w14 w15 w16se w16cid w16 w16cex w16sdtdh w16sdtfl w16du wp14">
+<w:document xmlns:wpc="http://schemas.microsoft.com/office/word/2010/wordprocessingCanvas" xmlns:cx="http://schemas.microsoft.com/office/drawing/2014/chartex" xmlns:cx1="http://schemas.microsoft.com/office/drawing/2015/9/8/chartex" xmlns:cx2="http://schemas.microsoft.com/office/drawing/2015/10/21/chartex" xmlns:cx3="http://schemas.microsoft.com/office/drawing/2016/5/9/chartex" xmlns:cx4="http://schemas.microsoft.com/office/drawing/2016/5/10/chartex" xmlns:cx5="http://schemas.microsoft.com/office/drawing/2016/5/11/chartex" xmlns:cx6="http://schemas.microsoft.com/office/drawing/2016/5/12/chartex" xmlns:cx7="http://schemas.microsoft.com/office/drawing/2016/5/13/chartex" xmlns:cx8="http://schemas.microsoft.com/office/drawing/2016/5/14/chartex" xmlns:mc="http://schemas.openxmlformats.org/markup-compatibility/2006" xmlns:aink="http://schemas.microsoft.com/office/drawing/2016/ink" xmlns:am3d="http://schemas.microsoft.com/office/drawing/2017/model3d" xmlns:o="urn:schemas-microsoft-com:office:office" xmlns:oel="http://schemas.microsoft.com/office/2019/extlst" xmlns:r="http://schemas.openxmlformats.org/officeDocument/2006/relationships" xmlns:m="http://schemas.openxmlformats.org/officeDocument/2006/math" xmlns:v="urn:schemas-microsoft-com:vml" xmlns:wp14="http://schemas.microsoft.com/office/word/2010/wordprocessingDrawing" xmlns:wp="http://schemas.openxmlformats.org/drawingml/2006/wordprocessingDrawing" xmlns:w10="urn:schemas-microsoft-com:office:word" xmlns:w="http://schemas.openxmlformats.org/wordprocessingml/2006/main" xmlns:w14="http://schemas.microsoft.com/office/word/2010/wordml" xmlns:w15="http://schemas.microsoft.com/office/word/2012/wordml" xmlns:w16cei="http://schemas.microsoft.com/office/word/2026/wordml/cei" xmlns:w16cex="http://schemas.microsoft.com/office/word/2018/wordml/cex" xmlns:w16cid="http://schemas.microsoft.com/office/word/2016/wordml/cid" xmlns:w16="http://schemas.microsoft.com/office/word/2018/wordml" xmlns:w16du="http://schemas.microsoft.com/office/word/2023/wordml/word16du" xmlns:w16sdtdh="http://schemas.microsoft.com/office/word/2020/wordml/sdtdatahash" xmlns:w16sdtfl="http://schemas.microsoft.com/office/word/2024/wordml/sdtformatlock" xmlns:w16se="http://schemas.microsoft.com/office/word/2015/wordml/symex" xmlns:wpg="http://schemas.microsoft.com/office/word/2010/wordprocessingGroup" xmlns:wpi="http://schemas.microsoft.com/office/word/2010/wordprocessingInk" xmlns:wne="http://schemas.microsoft.com/office/word/2006/wordml" xmlns:wps="http://schemas.microsoft.com/office/word/2010/wordprocessingShape" mc:Ignorable="w14 w15 w16se w16cid w16 w16cex w16sdtdh w16sdtfl w16du wp14">
   <w:body>
     <w:p>
       <w:pPr>
@@ -206,17 +206,7 @@
           <w:sz w:val="20"/>
           <w:szCs w:val="20"/>
         </w:rPr>
-        <w:t>{{Company Name</w:t>
-      </w:r>
-      <w:proofErr w:type="gramStart"/>
-      <w:r>
-        <w:rPr>
-          <w:rFonts w:ascii="Arial" w:hAnsi="Arial" w:cs="Arial"/>
-          <w:b/>
-          <w:sz w:val="20"/>
-          <w:szCs w:val="20"/>
-        </w:rPr>
-        <w:t>}}</w:t>
+        <w:t>{{Company Name}}</w:t>
       </w:r>
       <w:r>
         <w:rPr>
@@ -233,7 +223,6 @@
         </w:rPr>
         <w:t>with</w:t>
       </w:r>
-      <w:proofErr w:type="gramEnd"/>
       <w:r>
         <w:rPr>
           <w:rFonts w:ascii="Arial" w:hAnsi="Arial" w:cs="Arial"/>
@@ -828,7 +817,6 @@
                 <w:sz w:val="21"/>
               </w:rPr>
             </w:pPr>
-            <w:proofErr w:type="gramStart"/>
             <w:r>
               <w:rPr>
                 <w:rFonts w:ascii="Arial" w:hAnsi="Arial" w:cs="Arial"/>
@@ -836,17 +824,7 @@
                 <w:spacing w:val="-2"/>
                 <w:sz w:val="21"/>
               </w:rPr>
-              <w:t>Price(</w:t>
-            </w:r>
-            <w:proofErr w:type="gramEnd"/>
-            <w:r>
-              <w:rPr>
-                <w:rFonts w:ascii="Arial" w:hAnsi="Arial" w:cs="Arial"/>
-                <w:b/>
-                <w:spacing w:val="-2"/>
-                <w:sz w:val="21"/>
-              </w:rPr>
-              <w:t>USD)</w:t>
+              <w:t>Price(USD)</w:t>
             </w:r>
           </w:p>
         </w:tc>
@@ -870,75 +848,13 @@
                 <w:sz w:val="20"/>
               </w:rPr>
             </w:pPr>
-            <w:proofErr w:type="spellStart"/>
             <w:r>
               <w:rPr>
                 <w:rFonts w:ascii="Arial" w:hAnsi="Arial" w:cs="Arial"/>
                 <w:b/>
                 <w:sz w:val="20"/>
               </w:rPr>
-              <w:t xml:space="preserve">{{#sprawlRows}}{{sprawlJobRequirement}}</w:t>
-            </w:r>
-            <w:proofErr w:type="spellEnd"/>
-            <w:r>
-              <w:rPr>
-                <w:rFonts w:ascii="Arial" w:hAnsi="Arial" w:cs="Arial"/>
-                <w:b/>
-                <w:spacing w:val="-13"/>
-                <w:sz w:val="20"/>
-              </w:rPr>
-              <w:t xml:space="preserve"/>
-            </w:r>
-            <w:r>
-              <w:rPr>
-                <w:rFonts w:ascii="Arial" w:hAnsi="Arial" w:cs="Arial"/>
-                <w:b/>
-                <w:sz w:val="20"/>
-              </w:rPr>
-              <w:t/>
-            </w:r>
-            <w:r>
-              <w:rPr>
-                <w:rFonts w:ascii="Arial" w:hAnsi="Arial" w:cs="Arial"/>
-                <w:b/>
-                <w:spacing w:val="-14"/>
-                <w:sz w:val="20"/>
-              </w:rPr>
-              <w:t xml:space="preserve"/>
-            </w:r>
-            <w:r>
-              <w:rPr>
-                <w:rFonts w:ascii="Arial" w:hAnsi="Arial" w:cs="Arial"/>
-                <w:b/>
-                <w:sz w:val="20"/>
-              </w:rPr>
-              <w:t/>
-            </w:r>
-            <w:r>
-              <w:rPr>
-                <w:rFonts w:ascii="Arial" w:hAnsi="Arial" w:cs="Arial"/>
-                <w:b/>
-                <w:spacing w:val="-13"/>
-                <w:sz w:val="20"/>
-              </w:rPr>
-              <w:t xml:space="preserve"/>
-            </w:r>
-            <w:r>
-              <w:rPr>
-                <w:rFonts w:ascii="Arial" w:hAnsi="Arial" w:cs="Arial"/>
-                <w:b/>
-                <w:sz w:val="20"/>
-              </w:rPr>
-              <w:t xml:space="preserve"/>
-            </w:r>
-            <w:r>
-              <w:rPr>
-                <w:rFonts w:ascii="Arial" w:hAnsi="Arial" w:cs="Arial"/>
-                <w:b/>
-                <w:spacing w:val="-2"/>
-                <w:sz w:val="20"/>
-              </w:rPr>
-              <w:t/>
+              <w:t>{{#sprawlRows}}{{sprawlJobRequirement}}</w:t>
             </w:r>
           </w:p>
         </w:tc>
@@ -974,88 +890,7 @@
                 <w:b/>
                 <w:sz w:val="20"/>
               </w:rPr>
-              <w:t xml:space="preserve">{{sprawlLabel}}</w:t>
-            </w:r>
-            <w:r>
-              <w:rPr>
-                <w:rFonts w:ascii="Arial" w:hAnsi="Arial" w:cs="Arial"/>
-                <w:b/>
-                <w:spacing w:val="-5"/>
-                <w:sz w:val="20"/>
-              </w:rPr>
-              <w:t xml:space="preserve"/>
-            </w:r>
-            <w:r>
-              <w:rPr>
-                <w:rFonts w:ascii="Arial" w:hAnsi="Arial" w:cs="Arial"/>
-                <w:b/>
-                <w:sz w:val="20"/>
-              </w:rPr>
-              <w:t/>
-            </w:r>
-            <w:r>
-              <w:rPr>
-                <w:rFonts w:ascii="Arial" w:hAnsi="Arial" w:cs="Arial"/>
-                <w:b/>
-                <w:spacing w:val="-3"/>
-                <w:sz w:val="20"/>
-              </w:rPr>
-              <w:t xml:space="preserve"/>
-            </w:r>
-            <w:r>
-              <w:rPr>
-                <w:rFonts w:ascii="Arial" w:hAnsi="Arial" w:cs="Arial"/>
-                <w:b/>
-                <w:sz w:val="20"/>
-              </w:rPr>
-              <w:t/>
-            </w:r>
-            <w:r>
-              <w:rPr>
-                <w:rFonts w:ascii="Arial" w:hAnsi="Arial" w:cs="Arial"/>
-                <w:b/>
-                <w:spacing w:val="-2"/>
-                <w:sz w:val="20"/>
-              </w:rPr>
-              <w:t xml:space="preserve"/>
-            </w:r>
-            <w:r>
-              <w:rPr>
-                <w:rFonts w:ascii="Arial" w:hAnsi="Arial" w:cs="Arial"/>
-                <w:b/>
-                <w:spacing w:val="-2"/>
-                <w:sz w:val="20"/>
-              </w:rPr>
-              <w:t/>
-            </w:r>
-            <w:proofErr w:type="spellStart"/>
-            <w:r>
-              <w:rPr>
-                <w:rFonts w:ascii="Arial" w:hAnsi="Arial" w:cs="Arial"/>
-                <w:b/>
-                <w:spacing w:val="-2"/>
-                <w:sz w:val="20"/>
-              </w:rPr>
-              <w:t/>
-            </w:r>
-            <w:r>
-              <w:rPr>
-                <w:rFonts w:ascii="Arial" w:hAnsi="Arial" w:cs="Arial"/>
-                <w:b/>
-                <w:spacing w:val="-2"/>
-                <w:sz w:val="20"/>
-              </w:rPr>
-              <w:t/>
-            </w:r>
-            <w:proofErr w:type="spellEnd"/>
-            <w:r>
-              <w:rPr>
-                <w:rFonts w:ascii="Arial" w:hAnsi="Arial" w:cs="Arial"/>
-                <w:b/>
-                <w:spacing w:val="-2"/>
-                <w:sz w:val="20"/>
-              </w:rPr>
-              <w:t/>
+              <w:t>{{sprawlLabel}}</w:t>
             </w:r>
           </w:p>
         </w:tc>
@@ -1093,27 +928,7 @@
                 <w:sz w:val="20"/>
                 <w:lang w:val="en-IN"/>
               </w:rPr>
-              <w:t xml:space="preserve">{{sprawlPrice}}{{/sprawlRows}}</w:t>
-            </w:r>
-            <w:proofErr w:type="spellStart"/>
-            <w:r>
-              <w:rPr>
-                <w:rFonts w:ascii="Arial" w:hAnsi="Arial" w:cs="Arial"/>
-                <w:b/>
-                <w:sz w:val="20"/>
-                <w:lang w:val="en-IN"/>
-              </w:rPr>
-              <w:t/>
-            </w:r>
-            <w:proofErr w:type="spellEnd"/>
-            <w:r>
-              <w:rPr>
-                <w:rFonts w:ascii="Arial" w:hAnsi="Arial" w:cs="Arial"/>
-                <w:b/>
-                <w:sz w:val="20"/>
-                <w:lang w:val="en-IN"/>
-              </w:rPr>
-              <w:t/>
+              <w:t>{{sprawlPrice}}{{/sprawlRows}}</w:t>
             </w:r>
           </w:p>
           <w:p>
@@ -2004,7 +1819,6 @@
         </w:rPr>
         <w:t xml:space="preserve"> </w:t>
       </w:r>
-      <w:proofErr w:type="gramStart"/>
       <w:r>
         <w:rPr>
           <w:rFonts w:ascii="Arial" w:hAnsi="Arial" w:cs="Arial"/>
@@ -2032,7 +1846,6 @@
         <w:t>{{</w:t>
       </w:r>
       <w:proofErr w:type="spellStart"/>
-      <w:proofErr w:type="gramEnd"/>
       <w:r>
         <w:rPr>
           <w:rFonts w:ascii="Arial" w:hAnsi="Arial" w:cs="Arial"/>
@@ -2143,88 +1956,7 @@
           <w:rFonts w:ascii="Arial" w:hAnsi="Arial" w:cs="Arial"/>
           <w:sz w:val="21"/>
         </w:rPr>
-        <w:t xml:space="preserve">{{sprawl_overage_line}}</w:t>
-      </w:r>
-      <w:r>
-        <w:rPr>
-          <w:rFonts w:ascii="Arial" w:hAnsi="Arial" w:cs="Arial"/>
-          <w:spacing w:val="-2"/>
-          <w:sz w:val="21"/>
-        </w:rPr>
-        <w:t xml:space="preserve"/>
-      </w:r>
-      <w:r>
-        <w:rPr>
-          <w:rFonts w:ascii="Arial" w:hAnsi="Arial" w:cs="Arial"/>
-          <w:sz w:val="21"/>
-        </w:rPr>
-        <w:t/>
-      </w:r>
-      <w:proofErr w:type="gramStart"/>
-      <w:r>
-        <w:rPr>
-          <w:rFonts w:ascii="Arial" w:hAnsi="Arial" w:cs="Arial"/>
-          <w:sz w:val="21"/>
-        </w:rPr>
-        <w:t/>
-      </w:r>
-      <w:r>
-        <w:rPr>
-          <w:rFonts w:ascii="Arial" w:hAnsi="Arial" w:cs="Arial"/>
-          <w:spacing w:val="-1"/>
-          <w:sz w:val="21"/>
-        </w:rPr>
-        <w:t xml:space="preserve"/>
-      </w:r>
-      <w:r>
-        <w:rPr>
-          <w:rFonts w:ascii="Arial" w:hAnsi="Arial" w:cs="Arial"/>
-          <w:spacing w:val="-1"/>
-          <w:sz w:val="21"/>
-        </w:rPr>
-        <w:t/>
-      </w:r>
-      <w:proofErr w:type="spellStart"/>
-      <w:r>
-        <w:rPr>
-          <w:rFonts w:ascii="Arial" w:hAnsi="Arial" w:cs="Arial"/>
-          <w:spacing w:val="-1"/>
-          <w:sz w:val="21"/>
-        </w:rPr>
-        <w:t/>
-      </w:r>
-      <w:proofErr w:type="spellEnd"/>
-      <w:r>
-        <w:rPr>
-          <w:rFonts w:ascii="Arial" w:hAnsi="Arial" w:cs="Arial"/>
-          <w:spacing w:val="-1"/>
-          <w:sz w:val="21"/>
-        </w:rPr>
-        <w:t/>
-      </w:r>
-      <w:proofErr w:type="gramEnd"/>
-      <w:r>
-        <w:rPr>
-          <w:rFonts w:ascii="Arial" w:hAnsi="Arial" w:cs="Arial"/>
-          <w:spacing w:val="-1"/>
-          <w:sz w:val="21"/>
-        </w:rPr>
-        <w:t xml:space="preserve"/>
-      </w:r>
-      <w:r>
-        <w:rPr>
-          <w:rFonts w:ascii="Arial" w:hAnsi="Arial" w:cs="Arial"/>
-          <w:sz w:val="21"/>
-        </w:rPr>
-        <w:t xml:space="preserve"/>
-      </w:r>
-      <w:r>
-        <w:rPr>
-          <w:rFonts w:ascii="Arial" w:hAnsi="Arial" w:cs="Arial"/>
-          <w:spacing w:val="-5"/>
-          <w:sz w:val="21"/>
-        </w:rPr>
-        <w:t/>
+        <w:t>{{sprawl_overage_line}}</w:t>
       </w:r>
     </w:p>
     <w:p>
@@ -2471,7 +2203,10 @@
         <w:ind w:left="45" w:right="35"/>
         <w:jc w:val="both"/>
         <w:rPr>
-          <w:sz w:val="21"/>
+          <w:rFonts w:ascii="Arial" w:hAnsi="Arial" w:cs="Arial"/>
+          <w:spacing w:val="-1"/>
+          <w:sz w:val="21"/>
+          <w:lang w:val="en-IN"/>
         </w:rPr>
       </w:pPr>
       <w:r>
@@ -2619,6 +2354,13 @@
       <w:r>
         <w:rPr>
           <w:rFonts w:ascii="Arial" w:hAnsi="Arial" w:cs="Arial"/>
+          <w:sz w:val="21"/>
+        </w:rPr>
+        <w:t xml:space="preserve"> at</w:t>
+      </w:r>
+      <w:r>
+        <w:rPr>
+          <w:rFonts w:ascii="Arial" w:hAnsi="Arial" w:cs="Arial"/>
           <w:spacing w:val="-1"/>
           <w:sz w:val="21"/>
         </w:rPr>
@@ -2627,165 +2369,33 @@
       <w:r>
         <w:rPr>
           <w:rFonts w:ascii="Arial" w:hAnsi="Arial" w:cs="Arial"/>
-          <w:sz w:val="21"/>
-        </w:rPr>
-        <w:t>at</w:t>
-      </w:r>
-      <w:r>
-        <w:rPr>
-          <w:rFonts w:ascii="Arial" w:hAnsi="Arial" w:cs="Arial"/>
-          <w:spacing w:val="-5"/>
-          <w:sz w:val="21"/>
-        </w:rPr>
-        <w:t xml:space="preserve"> </w:t>
-      </w:r>
-      <w:r>
-        <w:rPr>
-          <w:rFonts w:ascii="Arial" w:hAnsi="Arial" w:cs="Arial"/>
-          <w:sz w:val="21"/>
-          <w:u w:val="single"/>
-        </w:rPr>
-        <w:t>600</w:t>
+          <w:spacing w:val="-1"/>
+          <w:sz w:val="21"/>
+          <w:lang w:val="en-IN"/>
+        </w:rPr>
+        <w:t>5540 Centerview Dr, Ste 204, PMB 751561, Raleigh, North Carolina 27606</w:t>
+      </w:r>
+      <w:r>
+        <w:rPr>
+          <w:rFonts w:ascii="Arial" w:hAnsi="Arial" w:cs="Arial"/>
+          <w:spacing w:val="-1"/>
+          <w:sz w:val="21"/>
+          <w:lang w:val="en-IN"/>
+        </w:rPr>
+        <w:t xml:space="preserve"> </w:t>
+      </w:r>
+      <w:r>
+        <w:rPr>
+          <w:rFonts w:ascii="Arial" w:hAnsi="Arial" w:cs="Arial"/>
+          <w:sz w:val="21"/>
+        </w:rPr>
+        <w:t>(“Company”),</w:t>
       </w:r>
       <w:r>
         <w:rPr>
           <w:rFonts w:ascii="Arial" w:hAnsi="Arial" w:cs="Arial"/>
           <w:spacing w:val="-2"/>
           <w:sz w:val="21"/>
-          <w:u w:val="single"/>
-        </w:rPr>
-        <w:t xml:space="preserve"> </w:t>
-      </w:r>
-      <w:r>
-        <w:rPr>
-          <w:rFonts w:ascii="Arial" w:hAnsi="Arial" w:cs="Arial"/>
-          <w:sz w:val="21"/>
-          <w:u w:val="single"/>
-        </w:rPr>
-        <w:t>Park</w:t>
-      </w:r>
-      <w:r>
-        <w:rPr>
-          <w:rFonts w:ascii="Arial" w:hAnsi="Arial" w:cs="Arial"/>
-          <w:spacing w:val="-2"/>
-          <w:sz w:val="21"/>
-          <w:u w:val="single"/>
-        </w:rPr>
-        <w:t xml:space="preserve"> </w:t>
-      </w:r>
-      <w:r>
-        <w:rPr>
-          <w:rFonts w:ascii="Arial" w:hAnsi="Arial" w:cs="Arial"/>
-          <w:sz w:val="21"/>
-          <w:u w:val="single"/>
-        </w:rPr>
-        <w:t>Offices</w:t>
-      </w:r>
-      <w:r>
-        <w:rPr>
-          <w:rFonts w:ascii="Arial" w:hAnsi="Arial" w:cs="Arial"/>
-          <w:spacing w:val="-2"/>
-          <w:sz w:val="21"/>
-          <w:u w:val="single"/>
-        </w:rPr>
-        <w:t xml:space="preserve"> </w:t>
-      </w:r>
-      <w:r>
-        <w:rPr>
-          <w:rFonts w:ascii="Arial" w:hAnsi="Arial" w:cs="Arial"/>
-          <w:sz w:val="21"/>
-          <w:u w:val="single"/>
-        </w:rPr>
-        <w:t>Dr,</w:t>
-      </w:r>
-      <w:r>
-        <w:rPr>
-          <w:rFonts w:ascii="Arial" w:hAnsi="Arial" w:cs="Arial"/>
-          <w:spacing w:val="-3"/>
-          <w:sz w:val="21"/>
-          <w:u w:val="single"/>
-        </w:rPr>
-        <w:t xml:space="preserve"> </w:t>
-      </w:r>
-      <w:r>
-        <w:rPr>
-          <w:rFonts w:ascii="Arial" w:hAnsi="Arial" w:cs="Arial"/>
-          <w:sz w:val="21"/>
-          <w:u w:val="single"/>
-        </w:rPr>
-        <w:t>suite#LL-52</w:t>
-      </w:r>
-      <w:r>
-        <w:rPr>
-          <w:rFonts w:ascii="Arial" w:hAnsi="Arial" w:cs="Arial"/>
-          <w:spacing w:val="-2"/>
-          <w:sz w:val="21"/>
-          <w:u w:val="single"/>
-        </w:rPr>
-        <w:t xml:space="preserve"> </w:t>
-      </w:r>
-      <w:r>
-        <w:rPr>
-          <w:rFonts w:ascii="Arial" w:hAnsi="Arial" w:cs="Arial"/>
-          <w:sz w:val="21"/>
-          <w:u w:val="single"/>
-        </w:rPr>
-        <w:t>Durham,</w:t>
-      </w:r>
-      <w:r>
-        <w:rPr>
-          <w:rFonts w:ascii="Arial" w:hAnsi="Arial" w:cs="Arial"/>
-          <w:spacing w:val="-2"/>
-          <w:sz w:val="21"/>
-          <w:u w:val="single"/>
-        </w:rPr>
-        <w:t xml:space="preserve"> </w:t>
-      </w:r>
-      <w:r>
-        <w:rPr>
-          <w:rFonts w:ascii="Arial" w:hAnsi="Arial" w:cs="Arial"/>
-          <w:sz w:val="21"/>
-          <w:u w:val="single"/>
-        </w:rPr>
-        <w:t>NC</w:t>
-      </w:r>
-      <w:r>
-        <w:rPr>
-          <w:rFonts w:ascii="Arial" w:hAnsi="Arial" w:cs="Arial"/>
-          <w:spacing w:val="-2"/>
-          <w:sz w:val="21"/>
-          <w:u w:val="single"/>
-        </w:rPr>
-        <w:t xml:space="preserve"> </w:t>
-      </w:r>
-      <w:r>
-        <w:rPr>
-          <w:rFonts w:ascii="Arial" w:hAnsi="Arial" w:cs="Arial"/>
-          <w:sz w:val="21"/>
-          <w:u w:val="single"/>
-        </w:rPr>
-        <w:t>27709</w:t>
-      </w:r>
-      <w:r>
-        <w:rPr>
-          <w:rFonts w:ascii="Arial" w:hAnsi="Arial" w:cs="Arial"/>
-          <w:spacing w:val="-2"/>
-          <w:sz w:val="21"/>
-        </w:rPr>
-        <w:t xml:space="preserve"> </w:t>
-      </w:r>
-      <w:r>
-        <w:rPr>
-          <w:rFonts w:ascii="Arial" w:hAnsi="Arial" w:cs="Arial"/>
-          <w:sz w:val="21"/>
-        </w:rPr>
-        <w:t>(“Company”),</w:t>
-      </w:r>
-      <w:r>
-        <w:rPr>
-          <w:rFonts w:ascii="Arial" w:hAnsi="Arial" w:cs="Arial"/>
-          <w:spacing w:val="-2"/>
-          <w:sz w:val="21"/>
         </w:rPr>
         <w:t xml:space="preserve"> </w:t>
       </w:r>
@@ -3259,23 +2869,7 @@
           <w:rFonts w:ascii="Arial" w:hAnsi="Arial" w:cs="Arial"/>
           <w:sz w:val="21"/>
         </w:rPr>
-        <w:t xml:space="preserve">among other things, warranty disclaimers, liability limitations and use limitations. There shall be no force or effect </w:t>
-      </w:r>
-      <w:proofErr w:type="gramStart"/>
-      <w:r>
-        <w:rPr>
-          <w:rFonts w:ascii="Arial" w:hAnsi="Arial" w:cs="Arial"/>
-          <w:sz w:val="21"/>
-        </w:rPr>
-        <w:t>to</w:t>
-      </w:r>
-      <w:proofErr w:type="gramEnd"/>
-      <w:r>
-        <w:rPr>
-          <w:rFonts w:ascii="Arial" w:hAnsi="Arial" w:cs="Arial"/>
-          <w:sz w:val="21"/>
-        </w:rPr>
-        <w:t xml:space="preserve"> any different terms of any related purchase order or similar form even if signed by the parties after the date hereof</w:t>
+        <w:t>among other things, warranty disclaimers, liability limitations and use limitations. There shall be no force or effect to any different terms of any related purchase order or similar form even if signed by the parties after the date hereof</w:t>
       </w:r>
       <w:r>
         <w:rPr>
@@ -3490,7 +3084,6 @@
           <w:sz w:val="21"/>
         </w:rPr>
       </w:pPr>
-      <w:proofErr w:type="gramStart"/>
       <w:r>
         <w:rPr>
           <w:rFonts w:ascii="Arial" w:hAnsi="Arial" w:cs="Arial"/>
@@ -3514,7 +3107,6 @@
         </w:rPr>
         <w:t>:</w:t>
       </w:r>
-      <w:proofErr w:type="gramEnd"/>
       <w:r>
         <w:rPr>
           <w:rFonts w:ascii="Arial" w:hAnsi="Arial" w:cs="Arial"/>
@@ -3536,13 +3128,6 @@
           <w:sz w:val="21"/>
         </w:rPr>
         <w:tab/>
-      </w:r>
-      <w:proofErr w:type="gramStart"/>
-      <w:r>
-        <w:rPr>
-          <w:rFonts w:ascii="Arial" w:hAnsi="Arial" w:cs="Arial"/>
-          <w:sz w:val="21"/>
-        </w:rPr>
         <w:t>By</w:t>
       </w:r>
       <w:r>
@@ -3561,7 +3146,6 @@
         </w:rPr>
         <w:t>:</w:t>
       </w:r>
-      <w:proofErr w:type="gramEnd"/>
       <w:r>
         <w:rPr>
           <w:rFonts w:ascii="Arial" w:hAnsi="Arial" w:cs="Arial"/>
@@ -3680,7 +3264,6 @@
           <w:sz w:val="21"/>
         </w:rPr>
       </w:pPr>
-      <w:proofErr w:type="gramStart"/>
       <w:r>
         <w:rPr>
           <w:rFonts w:ascii="Arial" w:hAnsi="Arial" w:cs="Arial"/>
@@ -3688,7 +3271,6 @@
         </w:rPr>
         <w:t>Title :</w:t>
       </w:r>
-      <w:proofErr w:type="gramEnd"/>
       <w:r>
         <w:rPr>
           <w:rFonts w:ascii="Arial" w:hAnsi="Arial" w:cs="Arial"/>
@@ -3711,16 +3293,8 @@
           <w:sz w:val="21"/>
         </w:rPr>
         <w:tab/>
-      </w:r>
-      <w:proofErr w:type="gramStart"/>
-      <w:r>
-        <w:rPr>
-          <w:rFonts w:ascii="Arial" w:hAnsi="Arial" w:cs="Arial"/>
-          <w:sz w:val="21"/>
-        </w:rPr>
         <w:t>Title :</w:t>
       </w:r>
-      <w:proofErr w:type="gramEnd"/>
       <w:r>
         <w:rPr>
           <w:rFonts w:ascii="Arial" w:hAnsi="Arial" w:cs="Arial"/>
@@ -3764,7 +3338,6 @@
           <w:sz w:val="21"/>
         </w:rPr>
       </w:pPr>
-      <w:proofErr w:type="gramStart"/>
       <w:r>
         <w:rPr>
           <w:rFonts w:ascii="Arial" w:hAnsi="Arial" w:cs="Arial"/>
@@ -3788,7 +3361,6 @@
         </w:rPr>
         <w:t>:</w:t>
       </w:r>
-      <w:proofErr w:type="gramEnd"/>
       <w:r>
         <w:rPr>
           <w:rFonts w:ascii="Arial" w:hAnsi="Arial" w:cs="Arial"/>
@@ -3810,13 +3382,6 @@
           <w:sz w:val="21"/>
         </w:rPr>
         <w:tab/>
-      </w:r>
-      <w:proofErr w:type="gramStart"/>
-      <w:r>
-        <w:rPr>
-          <w:rFonts w:ascii="Arial" w:hAnsi="Arial" w:cs="Arial"/>
-          <w:sz w:val="21"/>
-        </w:rPr>
         <w:t>Date</w:t>
       </w:r>
       <w:r>
@@ -3835,7 +3400,6 @@
         </w:rPr>
         <w:t>:</w:t>
       </w:r>
-      <w:proofErr w:type="gramEnd"/>
       <w:r>
         <w:rPr>
           <w:rFonts w:ascii="Arial" w:hAnsi="Arial" w:cs="Arial"/>
@@ -5864,23 +5428,7 @@
           <w:rFonts w:ascii="Arial" w:hAnsi="Arial" w:cs="Arial"/>
           <w:sz w:val="21"/>
         </w:rPr>
-        <w:t xml:space="preserve">hereby agrees to indemnify and hold harmless Company against any </w:t>
-      </w:r>
-      <w:proofErr w:type="gramStart"/>
-      <w:r>
-        <w:rPr>
-          <w:rFonts w:ascii="Arial" w:hAnsi="Arial" w:cs="Arial"/>
-          <w:sz w:val="21"/>
-        </w:rPr>
-        <w:t>damages</w:t>
-      </w:r>
-      <w:proofErr w:type="gramEnd"/>
-      <w:r>
-        <w:rPr>
-          <w:rFonts w:ascii="Arial" w:hAnsi="Arial" w:cs="Arial"/>
-          <w:sz w:val="21"/>
-        </w:rPr>
-        <w:t>, losses, liabilities, settlements, and expenses (including without limitation costs and attorneys’ fees) in connection with any claim or action that arises from an alleged violation of the foregoing or otherwise from Customer’s use of Services. Although Company has no obligation</w:t>
+        <w:t>hereby agrees to indemnify and hold harmless Company against any damages, losses, liabilities, settlements, and expenses (including without limitation costs and attorneys’ fees) in connection with any claim or action that arises from an alleged violation of the foregoing or otherwise from Customer’s use of Services. Although Company has no obligation</w:t>
       </w:r>
       <w:r>
         <w:rPr>
@@ -7653,25 +7201,7 @@
           <w:sz w:val="21"/>
           <w:szCs w:val="21"/>
         </w:rPr>
-        <w:t xml:space="preserve">the Disclosing Party). For the avoidance of doubt, Proprietary Information shall not include information acquired from a third party by the newsroom of </w:t>
-      </w:r>
-      <w:proofErr w:type="gramStart"/>
-      <w:r>
-        <w:rPr>
-          <w:rFonts w:ascii="Arial" w:hAnsi="Arial" w:cs="Arial"/>
-          <w:sz w:val="21"/>
-          <w:szCs w:val="21"/>
-        </w:rPr>
-        <w:t>or</w:t>
-      </w:r>
-      <w:proofErr w:type="gramEnd"/>
-      <w:r>
-        <w:rPr>
-          <w:rFonts w:ascii="Arial" w:hAnsi="Arial" w:cs="Arial"/>
-          <w:sz w:val="21"/>
-          <w:szCs w:val="21"/>
-        </w:rPr>
-        <w:t xml:space="preserve"> other editorial contributors to the Customer. Proprietary Information of Company includes non-public information regarding features, functionality and performance of the Service. Proprietary Information of Customer includes non-public data provided by Customer to Company to enable the provision of the Services (“Customer Data”). The Receiving</w:t>
+        <w:t>the Disclosing Party). For the avoidance of doubt, Proprietary Information shall not include information acquired from a third party by the newsroom of or other editorial contributors to the Customer. Proprietary Information of Company includes non-public information regarding features, functionality and performance of the Service. Proprietary Information of Customer includes non-public data provided by Customer to Company to enable the provision of the Services (“Customer Data”). The Receiving</w:t>
       </w:r>
       <w:r>
         <w:rPr>
@@ -8187,133 +7717,7 @@
           <w:sz w:val="21"/>
           <w:szCs w:val="21"/>
         </w:rPr>
-        <w:t xml:space="preserve"> prior to receipt from the Disclosing Party, or (c) was rightfully disclosed to it without restriction by a third party, or (d) was independently developed without use of any Proprietary Information of the Disclosing Party or (e) is required to be disclosed by law. Customer shall own all </w:t>
-      </w:r>
-      <w:proofErr w:type="gramStart"/>
-      <w:r>
-        <w:rPr>
-          <w:rFonts w:ascii="Arial" w:hAnsi="Arial" w:cs="Arial"/>
-          <w:sz w:val="21"/>
-          <w:szCs w:val="21"/>
-        </w:rPr>
-        <w:t>right</w:t>
-      </w:r>
-      <w:proofErr w:type="gramEnd"/>
-      <w:r>
-        <w:rPr>
-          <w:rFonts w:ascii="Arial" w:hAnsi="Arial" w:cs="Arial"/>
-          <w:sz w:val="21"/>
-          <w:szCs w:val="21"/>
-        </w:rPr>
-        <w:t xml:space="preserve">, </w:t>
-      </w:r>
-      <w:proofErr w:type="gramStart"/>
-      <w:r>
-        <w:rPr>
-          <w:rFonts w:ascii="Arial" w:hAnsi="Arial" w:cs="Arial"/>
-          <w:sz w:val="21"/>
-          <w:szCs w:val="21"/>
-        </w:rPr>
-        <w:t>title</w:t>
-      </w:r>
-      <w:proofErr w:type="gramEnd"/>
-      <w:r>
-        <w:rPr>
-          <w:rFonts w:ascii="Arial" w:hAnsi="Arial" w:cs="Arial"/>
-          <w:sz w:val="21"/>
-          <w:szCs w:val="21"/>
-        </w:rPr>
-        <w:t xml:space="preserve"> and </w:t>
-      </w:r>
-      <w:proofErr w:type="gramStart"/>
-      <w:r>
-        <w:rPr>
-          <w:rFonts w:ascii="Arial" w:hAnsi="Arial" w:cs="Arial"/>
-          <w:sz w:val="21"/>
-          <w:szCs w:val="21"/>
-        </w:rPr>
-        <w:t>interest</w:t>
-      </w:r>
-      <w:proofErr w:type="gramEnd"/>
-      <w:r>
-        <w:rPr>
-          <w:rFonts w:ascii="Arial" w:hAnsi="Arial" w:cs="Arial"/>
-          <w:sz w:val="21"/>
-          <w:szCs w:val="21"/>
-        </w:rPr>
-        <w:t xml:space="preserve"> in and </w:t>
-      </w:r>
-      <w:proofErr w:type="gramStart"/>
-      <w:r>
-        <w:rPr>
-          <w:rFonts w:ascii="Arial" w:hAnsi="Arial" w:cs="Arial"/>
-          <w:sz w:val="21"/>
-          <w:szCs w:val="21"/>
-        </w:rPr>
-        <w:t>to the</w:t>
-      </w:r>
-      <w:proofErr w:type="gramEnd"/>
-      <w:r>
-        <w:rPr>
-          <w:rFonts w:ascii="Arial" w:hAnsi="Arial" w:cs="Arial"/>
-          <w:sz w:val="21"/>
-          <w:szCs w:val="21"/>
-        </w:rPr>
-        <w:t xml:space="preserve"> Customer Data, as well as any data that is based on or derived from the Customer Data and provided to Customer as part of the Services. Company shall own and retain all </w:t>
-      </w:r>
-      <w:proofErr w:type="gramStart"/>
-      <w:r>
-        <w:rPr>
-          <w:rFonts w:ascii="Arial" w:hAnsi="Arial" w:cs="Arial"/>
-          <w:sz w:val="21"/>
-          <w:szCs w:val="21"/>
-        </w:rPr>
-        <w:t>right</w:t>
-      </w:r>
-      <w:proofErr w:type="gramEnd"/>
-      <w:r>
-        <w:rPr>
-          <w:rFonts w:ascii="Arial" w:hAnsi="Arial" w:cs="Arial"/>
-          <w:sz w:val="21"/>
-          <w:szCs w:val="21"/>
-        </w:rPr>
-        <w:t xml:space="preserve">, </w:t>
-      </w:r>
-      <w:proofErr w:type="gramStart"/>
-      <w:r>
-        <w:rPr>
-          <w:rFonts w:ascii="Arial" w:hAnsi="Arial" w:cs="Arial"/>
-          <w:sz w:val="21"/>
-          <w:szCs w:val="21"/>
-        </w:rPr>
-        <w:t>title</w:t>
-      </w:r>
-      <w:proofErr w:type="gramEnd"/>
-      <w:r>
-        <w:rPr>
-          <w:rFonts w:ascii="Arial" w:hAnsi="Arial" w:cs="Arial"/>
-          <w:sz w:val="21"/>
-          <w:szCs w:val="21"/>
-        </w:rPr>
-        <w:t xml:space="preserve"> and </w:t>
-      </w:r>
-      <w:proofErr w:type="gramStart"/>
-      <w:r>
-        <w:rPr>
-          <w:rFonts w:ascii="Arial" w:hAnsi="Arial" w:cs="Arial"/>
-          <w:sz w:val="21"/>
-          <w:szCs w:val="21"/>
-        </w:rPr>
-        <w:t>interest</w:t>
-      </w:r>
-      <w:proofErr w:type="gramEnd"/>
-      <w:r>
-        <w:rPr>
-          <w:rFonts w:ascii="Arial" w:hAnsi="Arial" w:cs="Arial"/>
-          <w:sz w:val="21"/>
-          <w:szCs w:val="21"/>
-        </w:rPr>
-        <w:t xml:space="preserve"> in and to</w:t>
+        <w:t xml:space="preserve"> prior to receipt from the Disclosing Party, or (c) was rightfully disclosed to it without restriction by a third party, or (d) was independently developed without use of any Proprietary Information of the Disclosing Party or (e) is required to be disclosed by law. Customer shall own all right, title and interest in and to the Customer Data, as well as any data that is based on or derived from the Customer Data and provided to Customer as part of the Services. Company shall own and retain all right, title and interest in and to</w:t>
       </w:r>
     </w:p>
     <w:p>
@@ -8850,25 +8254,7 @@
           <w:sz w:val="21"/>
           <w:szCs w:val="21"/>
         </w:rPr>
-        <w:t xml:space="preserve">All such metadata will be stored securely </w:t>
-      </w:r>
-      <w:proofErr w:type="gramStart"/>
-      <w:r>
-        <w:rPr>
-          <w:rFonts w:ascii="Arial" w:hAnsi="Arial" w:cs="Arial"/>
-          <w:sz w:val="21"/>
-          <w:szCs w:val="21"/>
-        </w:rPr>
-        <w:t>in</w:t>
-      </w:r>
-      <w:proofErr w:type="gramEnd"/>
-      <w:r>
-        <w:rPr>
-          <w:rFonts w:ascii="Arial" w:hAnsi="Arial" w:cs="Arial"/>
-          <w:sz w:val="21"/>
-          <w:szCs w:val="21"/>
-        </w:rPr>
-        <w:t xml:space="preserve"> the assigned project server for the duration of the engagement.</w:t>
+        <w:t>All such metadata will be stored securely in the assigned project server for the duration of the engagement.</w:t>
       </w:r>
       <w:r>
         <w:rPr>
@@ -10429,7 +9815,6 @@
         </w:rPr>
         <w:t xml:space="preserve"> </w:t>
       </w:r>
-      <w:proofErr w:type="gramStart"/>
       <w:r>
         <w:rPr>
           <w:rFonts w:ascii="Arial" w:hAnsi="Arial" w:cs="Arial"/>
@@ -10472,7 +9857,6 @@
         </w:rPr>
         <w:t>to</w:t>
       </w:r>
-      <w:proofErr w:type="gramEnd"/>
       <w:r>
         <w:rPr>
           <w:rFonts w:ascii="Arial" w:hAnsi="Arial" w:cs="Arial"/>
@@ -10618,7 +10002,6 @@
         </w:rPr>
         <w:t xml:space="preserve"> </w:t>
       </w:r>
-      <w:proofErr w:type="gramStart"/>
       <w:r>
         <w:rPr>
           <w:rFonts w:ascii="Arial" w:hAnsi="Arial" w:cs="Arial"/>
@@ -10644,7 +10027,6 @@
         </w:rPr>
         <w:t>Company’s</w:t>
       </w:r>
-      <w:proofErr w:type="gramEnd"/>
       <w:r>
         <w:rPr>
           <w:rFonts w:ascii="Arial" w:hAnsi="Arial" w:cs="Arial"/>
@@ -16482,25 +15864,7 @@
           <w:sz w:val="21"/>
           <w:szCs w:val="21"/>
         </w:rPr>
-        <w:t xml:space="preserve">(G) AMOUNTS ASSOCIATED WITH ALL OTHER </w:t>
-      </w:r>
-      <w:proofErr w:type="gramStart"/>
-      <w:r>
-        <w:rPr>
-          <w:rFonts w:ascii="Arial" w:hAnsi="Arial" w:cs="Arial"/>
-          <w:sz w:val="21"/>
-          <w:szCs w:val="21"/>
-        </w:rPr>
-        <w:t>CLAIMS,</w:t>
-      </w:r>
-      <w:proofErr w:type="gramEnd"/>
-      <w:r>
-        <w:rPr>
-          <w:rFonts w:ascii="Arial" w:hAnsi="Arial" w:cs="Arial"/>
-          <w:sz w:val="21"/>
-          <w:szCs w:val="21"/>
-        </w:rPr>
-        <w:t xml:space="preserve"> EXCEED THE FEES PAID BY CUSTOMER TO COMPANY FOR THE SERVICES UNDER THIS AGREEMENT IN THE 12 MONTHS</w:t>
+        <w:t>(G) AMOUNTS ASSOCIATED WITH ALL OTHER CLAIMS, EXCEED THE FEES PAID BY CUSTOMER TO COMPANY FOR THE SERVICES UNDER THIS AGREEMENT IN THE 12 MONTHS</w:t>
       </w:r>
       <w:r>
         <w:rPr>
@@ -18062,7 +17426,6 @@
         </w:rPr>
         <w:t xml:space="preserve"> </w:t>
       </w:r>
-      <w:proofErr w:type="gramStart"/>
       <w:r>
         <w:rPr>
           <w:rFonts w:ascii="Arial" w:hAnsi="Arial" w:cs="Arial"/>
@@ -18122,7 +17485,6 @@
         </w:rPr>
         <w:t>of</w:t>
       </w:r>
-      <w:proofErr w:type="gramEnd"/>
       <w:r>
         <w:rPr>
           <w:rFonts w:ascii="Arial" w:hAnsi="Arial" w:cs="Arial"/>
@@ -18529,25 +17891,7 @@
           <w:sz w:val="21"/>
           <w:szCs w:val="21"/>
         </w:rPr>
-        <w:t xml:space="preserve">the day after it is sent, if sent for next day delivery by recognized overnight delivery service; and upon receipt, if sent by certified or registered mail, return receipt requested. This Agreement shall be governed by the laws of the State of North Carolina without regard to its conflict of law's provisions. The parties shall work together in good faith to issue </w:t>
-      </w:r>
-      <w:proofErr w:type="gramStart"/>
-      <w:r>
-        <w:rPr>
-          <w:rFonts w:ascii="Arial" w:hAnsi="Arial" w:cs="Arial"/>
-          <w:sz w:val="21"/>
-          <w:szCs w:val="21"/>
-        </w:rPr>
-        <w:t>a least</w:t>
-      </w:r>
-      <w:proofErr w:type="gramEnd"/>
-      <w:r>
-        <w:rPr>
-          <w:rFonts w:ascii="Arial" w:hAnsi="Arial" w:cs="Arial"/>
-          <w:sz w:val="21"/>
-          <w:szCs w:val="21"/>
-        </w:rPr>
-        <w:t xml:space="preserve"> one mutually agreed upon press release within 90 days of the Effective Date, and Customer otherwise agrees to reasonably cooperate with Company to serve as a reference account up.</w:t>
+        <w:t>the day after it is sent, if sent for next day delivery by recognized overnight delivery service; and upon receipt, if sent by certified or registered mail, return receipt requested. This Agreement shall be governed by the laws of the State of North Carolina without regard to its conflict of law's provisions. The parties shall work together in good faith to issue a least one mutually agreed upon press release within 90 days of the Effective Date, and Customer otherwise agrees to reasonably cooperate with Company to serve as a reference account up.</w:t>
       </w:r>
     </w:p>
     <w:p>
@@ -18922,7 +18266,6 @@
         </w:rPr>
         <w:t xml:space="preserve"> </w:t>
       </w:r>
-      <w:proofErr w:type="gramStart"/>
       <w:r>
         <w:rPr>
           <w:rFonts w:ascii="Arial" w:hAnsi="Arial" w:cs="Arial"/>
@@ -18931,7 +18274,6 @@
         </w:rPr>
         <w:t>shall</w:t>
       </w:r>
-      <w:proofErr w:type="gramEnd"/>
       <w:r>
         <w:rPr>
           <w:rFonts w:ascii="Arial" w:hAnsi="Arial" w:cs="Arial"/>
@@ -20149,7 +19491,6 @@
         </w:rPr>
         <w:t xml:space="preserve">to </w:t>
       </w:r>
-      <w:proofErr w:type="gramStart"/>
       <w:r>
         <w:rPr>
           <w:rFonts w:ascii="Arial" w:hAnsi="Arial" w:cs="Arial"/>
@@ -20157,17 +19498,7 @@
           <w:sz w:val="21"/>
           <w:szCs w:val="21"/>
         </w:rPr>
-        <w:t>onboard</w:t>
-      </w:r>
-      <w:proofErr w:type="gramEnd"/>
-      <w:r>
-        <w:rPr>
-          <w:rFonts w:ascii="Arial" w:hAnsi="Arial" w:cs="Arial"/>
-          <w:w w:val="110"/>
-          <w:sz w:val="21"/>
-          <w:szCs w:val="21"/>
-        </w:rPr>
-        <w:t xml:space="preserve"> the key applications identified by the Customer:</w:t>
+        <w:t>onboard the key applications identified by the Customer:</w:t>
       </w:r>
     </w:p>
     <w:p>
@@ -22598,7 +21929,6 @@
               </w:rPr>
               <w:t xml:space="preserve"> </w:t>
             </w:r>
-            <w:proofErr w:type="gramStart"/>
             <w:r>
               <w:rPr>
                 <w:rFonts w:ascii="Arial" w:hAnsi="Arial" w:cs="Arial"/>
@@ -22608,7 +21938,6 @@
               </w:rPr>
               <w:t>file</w:t>
             </w:r>
-            <w:proofErr w:type="gramEnd"/>
           </w:p>
           <w:p>
             <w:pPr>
@@ -24994,7 +24323,6 @@
               </w:rPr>
               <w:t xml:space="preserve"> </w:t>
             </w:r>
-            <w:proofErr w:type="gramStart"/>
             <w:r>
               <w:rPr>
                 <w:rFonts w:ascii="Arial" w:hAnsi="Arial" w:cs="Arial"/>
@@ -25020,7 +24348,6 @@
               </w:rPr>
               <w:t>period</w:t>
             </w:r>
-            <w:proofErr w:type="gramEnd"/>
             <w:r>
               <w:rPr>
                 <w:rFonts w:ascii="Arial" w:hAnsi="Arial" w:cs="Arial"/>
@@ -25322,7 +24649,7 @@
 </file>
 
 <file path=word/endnotes.xml><?xml version="1.0" encoding="utf-8"?>
-<w:endnotes xmlns:wpc="http://schemas.microsoft.com/office/word/2010/wordprocessingCanvas" xmlns:cx="http://schemas.microsoft.com/office/drawing/2014/chartex" xmlns:cx1="http://schemas.microsoft.com/office/drawing/2015/9/8/chartex" xmlns:cx2="http://schemas.microsoft.com/office/drawing/2015/10/21/chartex" xmlns:cx3="http://schemas.microsoft.com/office/drawing/2016/5/9/chartex" xmlns:cx4="http://schemas.microsoft.com/office/drawing/2016/5/10/chartex" xmlns:cx5="http://schemas.microsoft.com/office/drawing/2016/5/11/chartex" xmlns:cx6="http://schemas.microsoft.com/office/drawing/2016/5/12/chartex" xmlns:cx7="http://schemas.microsoft.com/office/drawing/2016/5/13/chartex" xmlns:cx8="http://schemas.microsoft.com/office/drawing/2016/5/14/chartex" xmlns:mc="http://schemas.openxmlformats.org/markup-compatibility/2006" xmlns:aink="http://schemas.microsoft.com/office/drawing/2016/ink" xmlns:am3d="http://schemas.microsoft.com/office/drawing/2017/model3d" xmlns:o="urn:schemas-microsoft-com:office:office" xmlns:oel="http://schemas.microsoft.com/office/2019/extlst" xmlns:r="http://schemas.openxmlformats.org/officeDocument/2006/relationships" xmlns:m="http://schemas.openxmlformats.org/officeDocument/2006/math" xmlns:v="urn:schemas-microsoft-com:vml" xmlns:wp14="http://schemas.microsoft.com/office/word/2010/wordprocessingDrawing" xmlns:wp="http://schemas.openxmlformats.org/drawingml/2006/wordprocessingDrawing" xmlns:w10="urn:schemas-microsoft-com:office:word" xmlns:w="http://schemas.openxmlformats.org/wordprocessingml/2006/main" xmlns:w14="http://schemas.microsoft.com/office/word/2010/wordml" xmlns:w15="http://schemas.microsoft.com/office/word/2012/wordml" xmlns:w16cex="http://schemas.microsoft.com/office/word/2018/wordml/cex" xmlns:w16cid="http://schemas.microsoft.com/office/word/2016/wordml/cid" xmlns:w16="http://schemas.microsoft.com/office/word/2018/wordml" xmlns:w16du="http://schemas.microsoft.com/office/word/2023/wordml/word16du" xmlns:w16sdtdh="http://schemas.microsoft.com/office/word/2020/wordml/sdtdatahash" xmlns:w16sdtfl="http://schemas.microsoft.com/office/word/2024/wordml/sdtformatlock" xmlns:w16se="http://schemas.microsoft.com/office/word/2015/wordml/symex" xmlns:wpg="http://schemas.microsoft.com/office/word/2010/wordprocessingGroup" xmlns:wpi="http://schemas.microsoft.com/office/word/2010/wordprocessingInk" xmlns:wne="http://schemas.microsoft.com/office/word/2006/wordml" xmlns:wps="http://schemas.microsoft.com/office/word/2010/wordprocessingShape" mc:Ignorable="w14 w15 w16se w16cid w16 w16cex w16sdtdh w16sdtfl w16du wp14">
+<w:endnotes xmlns:wpc="http://schemas.microsoft.com/office/word/2010/wordprocessingCanvas" xmlns:cx="http://schemas.microsoft.com/office/drawing/2014/chartex" xmlns:cx1="http://schemas.microsoft.com/office/drawing/2015/9/8/chartex" xmlns:cx2="http://schemas.microsoft.com/office/drawing/2015/10/21/chartex" xmlns:cx3="http://schemas.microsoft.com/office/drawing/2016/5/9/chartex" xmlns:cx4="http://schemas.microsoft.com/office/drawing/2016/5/10/chartex" xmlns:cx5="http://schemas.microsoft.com/office/drawing/2016/5/11/chartex" xmlns:cx6="http://schemas.microsoft.com/office/drawing/2016/5/12/chartex" xmlns:cx7="http://schemas.microsoft.com/office/drawing/2016/5/13/chartex" xmlns:cx8="http://schemas.microsoft.com/office/drawing/2016/5/14/chartex" xmlns:mc="http://schemas.openxmlformats.org/markup-compatibility/2006" xmlns:aink="http://schemas.microsoft.com/office/drawing/2016/ink" xmlns:am3d="http://schemas.microsoft.com/office/drawing/2017/model3d" xmlns:o="urn:schemas-microsoft-com:office:office" xmlns:oel="http://schemas.microsoft.com/office/2019/extlst" xmlns:r="http://schemas.openxmlformats.org/officeDocument/2006/relationships" xmlns:m="http://schemas.openxmlformats.org/officeDocument/2006/math" xmlns:v="urn:schemas-microsoft-com:vml" xmlns:wp14="http://schemas.microsoft.com/office/word/2010/wordprocessingDrawing" xmlns:wp="http://schemas.openxmlformats.org/drawingml/2006/wordprocessingDrawing" xmlns:w10="urn:schemas-microsoft-com:office:word" xmlns:w="http://schemas.openxmlformats.org/wordprocessingml/2006/main" xmlns:w14="http://schemas.microsoft.com/office/word/2010/wordml" xmlns:w15="http://schemas.microsoft.com/office/word/2012/wordml" xmlns:w16cei="http://schemas.microsoft.com/office/word/2026/wordml/cei" xmlns:w16cex="http://schemas.microsoft.com/office/word/2018/wordml/cex" xmlns:w16cid="http://schemas.microsoft.com/office/word/2016/wordml/cid" xmlns:w16="http://schemas.microsoft.com/office/word/2018/wordml" xmlns:w16du="http://schemas.microsoft.com/office/word/2023/wordml/word16du" xmlns:w16sdtdh="http://schemas.microsoft.com/office/word/2020/wordml/sdtdatahash" xmlns:w16sdtfl="http://schemas.microsoft.com/office/word/2024/wordml/sdtformatlock" xmlns:w16se="http://schemas.microsoft.com/office/word/2015/wordml/symex" xmlns:wpg="http://schemas.microsoft.com/office/word/2010/wordprocessingGroup" xmlns:wpi="http://schemas.microsoft.com/office/word/2010/wordprocessingInk" xmlns:wne="http://schemas.microsoft.com/office/word/2006/wordml" xmlns:wps="http://schemas.microsoft.com/office/word/2010/wordprocessingShape" mc:Ignorable="w14 w15 w16se w16cid w16 w16cex w16sdtdh w16sdtfl w16du wp14">
   <w:endnote w:type="separator" w:id="-1">
     <w:p>
       <w:r>
@@ -25341,7 +24668,7 @@
 </file>
 
 <file path=word/footer1.xml><?xml version="1.0" encoding="utf-8"?>
-<w:ftr xmlns:wpc="http://schemas.microsoft.com/office/word/2010/wordprocessingCanvas" xmlns:cx="http://schemas.microsoft.com/office/drawing/2014/chartex" xmlns:cx1="http://schemas.microsoft.com/office/drawing/2015/9/8/chartex" xmlns:cx2="http://schemas.microsoft.com/office/drawing/2015/10/21/chartex" xmlns:cx3="http://schemas.microsoft.com/office/drawing/2016/5/9/chartex" xmlns:cx4="http://schemas.microsoft.com/office/drawing/2016/5/10/chartex" xmlns:cx5="http://schemas.microsoft.com/office/drawing/2016/5/11/chartex" xmlns:cx6="http://schemas.microsoft.com/office/drawing/2016/5/12/chartex" xmlns:cx7="http://schemas.microsoft.com/office/drawing/2016/5/13/chartex" xmlns:cx8="http://schemas.microsoft.com/office/drawing/2016/5/14/chartex" xmlns:mc="http://schemas.openxmlformats.org/markup-compatibility/2006" xmlns:aink="http://schemas.microsoft.com/office/drawing/2016/ink" xmlns:am3d="http://schemas.microsoft.com/office/drawing/2017/model3d" xmlns:o="urn:schemas-microsoft-com:office:office" xmlns:oel="http://schemas.microsoft.com/office/2019/extlst" xmlns:r="http://schemas.openxmlformats.org/officeDocument/2006/relationships" xmlns:m="http://schemas.openxmlformats.org/officeDocument/2006/math" xmlns:v="urn:schemas-microsoft-com:vml" xmlns:wp14="http://schemas.microsoft.com/office/word/2010/wordprocessingDrawing" xmlns:wp="http://schemas.openxmlformats.org/drawingml/2006/wordprocessingDrawing" xmlns:w10="urn:schemas-microsoft-com:office:word" xmlns:w="http://schemas.openxmlformats.org/wordprocessingml/2006/main" xmlns:w14="http://schemas.microsoft.com/office/word/2010/wordml" xmlns:w15="http://schemas.microsoft.com/office/word/2012/wordml" xmlns:w16cex="http://schemas.microsoft.com/office/word/2018/wordml/cex" xmlns:w16cid="http://schemas.microsoft.com/office/word/2016/wordml/cid" xmlns:w16="http://schemas.microsoft.com/office/word/2018/wordml" xmlns:w16du="http://schemas.microsoft.com/office/word/2023/wordml/word16du" xmlns:w16sdtdh="http://schemas.microsoft.com/office/word/2020/wordml/sdtdatahash" xmlns:w16sdtfl="http://schemas.microsoft.com/office/word/2024/wordml/sdtformatlock" xmlns:w16se="http://schemas.microsoft.com/office/word/2015/wordml/symex" xmlns:wpg="http://schemas.microsoft.com/office/word/2010/wordprocessingGroup" xmlns:wpi="http://schemas.microsoft.com/office/word/2010/wordprocessingInk" xmlns:wne="http://schemas.microsoft.com/office/word/2006/wordml" xmlns:wps="http://schemas.microsoft.com/office/word/2010/wordprocessingShape" mc:Ignorable="w14 w15 w16se w16cid w16 w16cex w16sdtdh w16sdtfl w16du wp14">
+<w:ftr xmlns:wpc="http://schemas.microsoft.com/office/word/2010/wordprocessingCanvas" xmlns:cx="http://schemas.microsoft.com/office/drawing/2014/chartex" xmlns:cx1="http://schemas.microsoft.com/office/drawing/2015/9/8/chartex" xmlns:cx2="http://schemas.microsoft.com/office/drawing/2015/10/21/chartex" xmlns:cx3="http://schemas.microsoft.com/office/drawing/2016/5/9/chartex" xmlns:cx4="http://schemas.microsoft.com/office/drawing/2016/5/10/chartex" xmlns:cx5="http://schemas.microsoft.com/office/drawing/2016/5/11/chartex" xmlns:cx6="http://schemas.microsoft.com/office/drawing/2016/5/12/chartex" xmlns:cx7="http://schemas.microsoft.com/office/drawing/2016/5/13/chartex" xmlns:cx8="http://schemas.microsoft.com/office/drawing/2016/5/14/chartex" xmlns:mc="http://schemas.openxmlformats.org/markup-compatibility/2006" xmlns:aink="http://schemas.microsoft.com/office/drawing/2016/ink" xmlns:am3d="http://schemas.microsoft.com/office/drawing/2017/model3d" xmlns:o="urn:schemas-microsoft-com:office:office" xmlns:oel="http://schemas.microsoft.com/office/2019/extlst" xmlns:r="http://schemas.openxmlformats.org/officeDocument/2006/relationships" xmlns:m="http://schemas.openxmlformats.org/officeDocument/2006/math" xmlns:v="urn:schemas-microsoft-com:vml" xmlns:wp14="http://schemas.microsoft.com/office/word/2010/wordprocessingDrawing" xmlns:wp="http://schemas.openxmlformats.org/drawingml/2006/wordprocessingDrawing" xmlns:w10="urn:schemas-microsoft-com:office:word" xmlns:w="http://schemas.openxmlformats.org/wordprocessingml/2006/main" xmlns:w14="http://schemas.microsoft.com/office/word/2010/wordml" xmlns:w15="http://schemas.microsoft.com/office/word/2012/wordml" xmlns:w16cei="http://schemas.microsoft.com/office/word/2026/wordml/cei" xmlns:w16cex="http://schemas.microsoft.com/office/word/2018/wordml/cex" xmlns:w16cid="http://schemas.microsoft.com/office/word/2016/wordml/cid" xmlns:w16="http://schemas.microsoft.com/office/word/2018/wordml" xmlns:w16du="http://schemas.microsoft.com/office/word/2023/wordml/word16du" xmlns:w16sdtdh="http://schemas.microsoft.com/office/word/2020/wordml/sdtdatahash" xmlns:w16sdtfl="http://schemas.microsoft.com/office/word/2024/wordml/sdtformatlock" xmlns:w16se="http://schemas.microsoft.com/office/word/2015/wordml/symex" xmlns:wpg="http://schemas.microsoft.com/office/word/2010/wordprocessingGroup" xmlns:wpi="http://schemas.microsoft.com/office/word/2010/wordprocessingInk" xmlns:wne="http://schemas.microsoft.com/office/word/2006/wordml" xmlns:wps="http://schemas.microsoft.com/office/word/2010/wordprocessingShape" mc:Ignorable="w14 w15 w16se w16cid w16 w16cex w16sdtdh w16sdtfl w16du wp14">
   <w:p>
     <w:pPr>
       <w:pStyle w:val="BodyText"/>
@@ -26041,7 +25368,7 @@
 </file>
 
 <file path=word/footer2.xml><?xml version="1.0" encoding="utf-8"?>
-<w:ftr xmlns:wpc="http://schemas.microsoft.com/office/word/2010/wordprocessingCanvas" xmlns:cx="http://schemas.microsoft.com/office/drawing/2014/chartex" xmlns:cx1="http://schemas.microsoft.com/office/drawing/2015/9/8/chartex" xmlns:cx2="http://schemas.microsoft.com/office/drawing/2015/10/21/chartex" xmlns:cx3="http://schemas.microsoft.com/office/drawing/2016/5/9/chartex" xmlns:cx4="http://schemas.microsoft.com/office/drawing/2016/5/10/chartex" xmlns:cx5="http://schemas.microsoft.com/office/drawing/2016/5/11/chartex" xmlns:cx6="http://schemas.microsoft.com/office/drawing/2016/5/12/chartex" xmlns:cx7="http://schemas.microsoft.com/office/drawing/2016/5/13/chartex" xmlns:cx8="http://schemas.microsoft.com/office/drawing/2016/5/14/chartex" xmlns:mc="http://schemas.openxmlformats.org/markup-compatibility/2006" xmlns:aink="http://schemas.microsoft.com/office/drawing/2016/ink" xmlns:am3d="http://schemas.microsoft.com/office/drawing/2017/model3d" xmlns:o="urn:schemas-microsoft-com:office:office" xmlns:oel="http://schemas.microsoft.com/office/2019/extlst" xmlns:r="http://schemas.openxmlformats.org/officeDocument/2006/relationships" xmlns:m="http://schemas.openxmlformats.org/officeDocument/2006/math" xmlns:v="urn:schemas-microsoft-com:vml" xmlns:wp14="http://schemas.microsoft.com/office/word/2010/wordprocessingDrawing" xmlns:wp="http://schemas.openxmlformats.org/drawingml/2006/wordprocessingDrawing" xmlns:w10="urn:schemas-microsoft-com:office:word" xmlns:w="http://schemas.openxmlformats.org/wordprocessingml/2006/main" xmlns:w14="http://schemas.microsoft.com/office/word/2010/wordml" xmlns:w15="http://schemas.microsoft.com/office/word/2012/wordml" xmlns:w16cex="http://schemas.microsoft.com/office/word/2018/wordml/cex" xmlns:w16cid="http://schemas.microsoft.com/office/word/2016/wordml/cid" xmlns:w16="http://schemas.microsoft.com/office/word/2018/wordml" xmlns:w16du="http://schemas.microsoft.com/office/word/2023/wordml/word16du" xmlns:w16sdtdh="http://schemas.microsoft.com/office/word/2020/wordml/sdtdatahash" xmlns:w16sdtfl="http://schemas.microsoft.com/office/word/2024/wordml/sdtformatlock" xmlns:w16se="http://schemas.microsoft.com/office/word/2015/wordml/symex" xmlns:wpg="http://schemas.microsoft.com/office/word/2010/wordprocessingGroup" xmlns:wpi="http://schemas.microsoft.com/office/word/2010/wordprocessingInk" xmlns:wne="http://schemas.microsoft.com/office/word/2006/wordml" xmlns:wps="http://schemas.microsoft.com/office/word/2010/wordprocessingShape" mc:Ignorable="w14 w15 w16se w16cid w16 w16cex w16sdtdh w16sdtfl w16du wp14">
+<w:ftr xmlns:wpc="http://schemas.microsoft.com/office/word/2010/wordprocessingCanvas" xmlns:cx="http://schemas.microsoft.com/office/drawing/2014/chartex" xmlns:cx1="http://schemas.microsoft.com/office/drawing/2015/9/8/chartex" xmlns:cx2="http://schemas.microsoft.com/office/drawing/2015/10/21/chartex" xmlns:cx3="http://schemas.microsoft.com/office/drawing/2016/5/9/chartex" xmlns:cx4="http://schemas.microsoft.com/office/drawing/2016/5/10/chartex" xmlns:cx5="http://schemas.microsoft.com/office/drawing/2016/5/11/chartex" xmlns:cx6="http://schemas.microsoft.com/office/drawing/2016/5/12/chartex" xmlns:cx7="http://schemas.microsoft.com/office/drawing/2016/5/13/chartex" xmlns:cx8="http://schemas.microsoft.com/office/drawing/2016/5/14/chartex" xmlns:mc="http://schemas.openxmlformats.org/markup-compatibility/2006" xmlns:aink="http://schemas.microsoft.com/office/drawing/2016/ink" xmlns:am3d="http://schemas.microsoft.com/office/drawing/2017/model3d" xmlns:o="urn:schemas-microsoft-com:office:office" xmlns:oel="http://schemas.microsoft.com/office/2019/extlst" xmlns:r="http://schemas.openxmlformats.org/officeDocument/2006/relationships" xmlns:m="http://schemas.openxmlformats.org/officeDocument/2006/math" xmlns:v="urn:schemas-microsoft-com:vml" xmlns:wp14="http://schemas.microsoft.com/office/word/2010/wordprocessingDrawing" xmlns:wp="http://schemas.openxmlformats.org/drawingml/2006/wordprocessingDrawing" xmlns:w10="urn:schemas-microsoft-com:office:word" xmlns:w="http://schemas.openxmlformats.org/wordprocessingml/2006/main" xmlns:w14="http://schemas.microsoft.com/office/word/2010/wordml" xmlns:w15="http://schemas.microsoft.com/office/word/2012/wordml" xmlns:w16cei="http://schemas.microsoft.com/office/word/2026/wordml/cei" xmlns:w16cex="http://schemas.microsoft.com/office/word/2018/wordml/cex" xmlns:w16cid="http://schemas.microsoft.com/office/word/2016/wordml/cid" xmlns:w16="http://schemas.microsoft.com/office/word/2018/wordml" xmlns:w16du="http://schemas.microsoft.com/office/word/2023/wordml/word16du" xmlns:w16sdtdh="http://schemas.microsoft.com/office/word/2020/wordml/sdtdatahash" xmlns:w16sdtfl="http://schemas.microsoft.com/office/word/2024/wordml/sdtformatlock" xmlns:w16se="http://schemas.microsoft.com/office/word/2015/wordml/symex" xmlns:wpg="http://schemas.microsoft.com/office/word/2010/wordprocessingGroup" xmlns:wpi="http://schemas.microsoft.com/office/word/2010/wordprocessingInk" xmlns:wne="http://schemas.microsoft.com/office/word/2006/wordml" xmlns:wps="http://schemas.microsoft.com/office/word/2010/wordprocessingShape" mc:Ignorable="w14 w15 w16se w16cid w16 w16cex w16sdtdh w16sdtfl w16du wp14">
   <w:p>
     <w:pPr>
       <w:pStyle w:val="BodyText"/>
@@ -26777,7 +26104,7 @@
 </file>
 
 <file path=word/footer3.xml><?xml version="1.0" encoding="utf-8"?>
-<w:ftr xmlns:wpc="http://schemas.microsoft.com/office/word/2010/wordprocessingCanvas" xmlns:cx="http://schemas.microsoft.com/office/drawing/2014/chartex" xmlns:cx1="http://schemas.microsoft.com/office/drawing/2015/9/8/chartex" xmlns:cx2="http://schemas.microsoft.com/office/drawing/2015/10/21/chartex" xmlns:cx3="http://schemas.microsoft.com/office/drawing/2016/5/9/chartex" xmlns:cx4="http://schemas.microsoft.com/office/drawing/2016/5/10/chartex" xmlns:cx5="http://schemas.microsoft.com/office/drawing/2016/5/11/chartex" xmlns:cx6="http://schemas.microsoft.com/office/drawing/2016/5/12/chartex" xmlns:cx7="http://schemas.microsoft.com/office/drawing/2016/5/13/chartex" xmlns:cx8="http://schemas.microsoft.com/office/drawing/2016/5/14/chartex" xmlns:mc="http://schemas.openxmlformats.org/markup-compatibility/2006" xmlns:aink="http://schemas.microsoft.com/office/drawing/2016/ink" xmlns:am3d="http://schemas.microsoft.com/office/drawing/2017/model3d" xmlns:o="urn:schemas-microsoft-com:office:office" xmlns:oel="http://schemas.microsoft.com/office/2019/extlst" xmlns:r="http://schemas.openxmlformats.org/officeDocument/2006/relationships" xmlns:m="http://schemas.openxmlformats.org/officeDocument/2006/math" xmlns:v="urn:schemas-microsoft-com:vml" xmlns:wp14="http://schemas.microsoft.com/office/word/2010/wordprocessingDrawing" xmlns:wp="http://schemas.openxmlformats.org/drawingml/2006/wordprocessingDrawing" xmlns:w10="urn:schemas-microsoft-com:office:word" xmlns:w="http://schemas.openxmlformats.org/wordprocessingml/2006/main" xmlns:w14="http://schemas.microsoft.com/office/word/2010/wordml" xmlns:w15="http://schemas.microsoft.com/office/word/2012/wordml" xmlns:w16cex="http://schemas.microsoft.com/office/word/2018/wordml/cex" xmlns:w16cid="http://schemas.microsoft.com/office/word/2016/wordml/cid" xmlns:w16="http://schemas.microsoft.com/office/word/2018/wordml" xmlns:w16du="http://schemas.microsoft.com/office/word/2023/wordml/word16du" xmlns:w16sdtdh="http://schemas.microsoft.com/office/word/2020/wordml/sdtdatahash" xmlns:w16sdtfl="http://schemas.microsoft.com/office/word/2024/wordml/sdtformatlock" xmlns:w16se="http://schemas.microsoft.com/office/word/2015/wordml/symex" xmlns:wpg="http://schemas.microsoft.com/office/word/2010/wordprocessingGroup" xmlns:wpi="http://schemas.microsoft.com/office/word/2010/wordprocessingInk" xmlns:wne="http://schemas.microsoft.com/office/word/2006/wordml" xmlns:wps="http://schemas.microsoft.com/office/word/2010/wordprocessingShape" mc:Ignorable="w14 w15 w16se w16cid w16 w16cex w16sdtdh w16sdtfl w16du wp14">
+<w:ftr xmlns:wpc="http://schemas.microsoft.com/office/word/2010/wordprocessingCanvas" xmlns:cx="http://schemas.microsoft.com/office/drawing/2014/chartex" xmlns:cx1="http://schemas.microsoft.com/office/drawing/2015/9/8/chartex" xmlns:cx2="http://schemas.microsoft.com/office/drawing/2015/10/21/chartex" xmlns:cx3="http://schemas.microsoft.com/office/drawing/2016/5/9/chartex" xmlns:cx4="http://schemas.microsoft.com/office/drawing/2016/5/10/chartex" xmlns:cx5="http://schemas.microsoft.com/office/drawing/2016/5/11/chartex" xmlns:cx6="http://schemas.microsoft.com/office/drawing/2016/5/12/chartex" xmlns:cx7="http://schemas.microsoft.com/office/drawing/2016/5/13/chartex" xmlns:cx8="http://schemas.microsoft.com/office/drawing/2016/5/14/chartex" xmlns:mc="http://schemas.openxmlformats.org/markup-compatibility/2006" xmlns:aink="http://schemas.microsoft.com/office/drawing/2016/ink" xmlns:am3d="http://schemas.microsoft.com/office/drawing/2017/model3d" xmlns:o="urn:schemas-microsoft-com:office:office" xmlns:oel="http://schemas.microsoft.com/office/2019/extlst" xmlns:r="http://schemas.openxmlformats.org/officeDocument/2006/relationships" xmlns:m="http://schemas.openxmlformats.org/officeDocument/2006/math" xmlns:v="urn:schemas-microsoft-com:vml" xmlns:wp14="http://schemas.microsoft.com/office/word/2010/wordprocessingDrawing" xmlns:wp="http://schemas.openxmlformats.org/drawingml/2006/wordprocessingDrawing" xmlns:w10="urn:schemas-microsoft-com:office:word" xmlns:w="http://schemas.openxmlformats.org/wordprocessingml/2006/main" xmlns:w14="http://schemas.microsoft.com/office/word/2010/wordml" xmlns:w15="http://schemas.microsoft.com/office/word/2012/wordml" xmlns:w16cei="http://schemas.microsoft.com/office/word/2026/wordml/cei" xmlns:w16cex="http://schemas.microsoft.com/office/word/2018/wordml/cex" xmlns:w16cid="http://schemas.microsoft.com/office/word/2016/wordml/cid" xmlns:w16="http://schemas.microsoft.com/office/word/2018/wordml" xmlns:w16du="http://schemas.microsoft.com/office/word/2023/wordml/word16du" xmlns:w16sdtdh="http://schemas.microsoft.com/office/word/2020/wordml/sdtdatahash" xmlns:w16sdtfl="http://schemas.microsoft.com/office/word/2024/wordml/sdtformatlock" xmlns:w16se="http://schemas.microsoft.com/office/word/2015/wordml/symex" xmlns:wpg="http://schemas.microsoft.com/office/word/2010/wordprocessingGroup" xmlns:wpi="http://schemas.microsoft.com/office/word/2010/wordprocessingInk" xmlns:wne="http://schemas.microsoft.com/office/word/2006/wordml" xmlns:wps="http://schemas.microsoft.com/office/word/2010/wordprocessingShape" mc:Ignorable="w14 w15 w16se w16cid w16 w16cex w16sdtdh w16sdtfl w16du wp14">
   <w:p>
     <w:pPr>
       <w:pStyle w:val="BodyText"/>
@@ -27477,7 +26804,7 @@
 </file>
 
 <file path=word/footer4.xml><?xml version="1.0" encoding="utf-8"?>
-<w:ftr xmlns:wpc="http://schemas.microsoft.com/office/word/2010/wordprocessingCanvas" xmlns:cx="http://schemas.microsoft.com/office/drawing/2014/chartex" xmlns:cx1="http://schemas.microsoft.com/office/drawing/2015/9/8/chartex" xmlns:cx2="http://schemas.microsoft.com/office/drawing/2015/10/21/chartex" xmlns:cx3="http://schemas.microsoft.com/office/drawing/2016/5/9/chartex" xmlns:cx4="http://schemas.microsoft.com/office/drawing/2016/5/10/chartex" xmlns:cx5="http://schemas.microsoft.com/office/drawing/2016/5/11/chartex" xmlns:cx6="http://schemas.microsoft.com/office/drawing/2016/5/12/chartex" xmlns:cx7="http://schemas.microsoft.com/office/drawing/2016/5/13/chartex" xmlns:cx8="http://schemas.microsoft.com/office/drawing/2016/5/14/chartex" xmlns:mc="http://schemas.openxmlformats.org/markup-compatibility/2006" xmlns:aink="http://schemas.microsoft.com/office/drawing/2016/ink" xmlns:am3d="http://schemas.microsoft.com/office/drawing/2017/model3d" xmlns:o="urn:schemas-microsoft-com:office:office" xmlns:oel="http://schemas.microsoft.com/office/2019/extlst" xmlns:r="http://schemas.openxmlformats.org/officeDocument/2006/relationships" xmlns:m="http://schemas.openxmlformats.org/officeDocument/2006/math" xmlns:v="urn:schemas-microsoft-com:vml" xmlns:wp14="http://schemas.microsoft.com/office/word/2010/wordprocessingDrawing" xmlns:wp="http://schemas.openxmlformats.org/drawingml/2006/wordprocessingDrawing" xmlns:w10="urn:schemas-microsoft-com:office:word" xmlns:w="http://schemas.openxmlformats.org/wordprocessingml/2006/main" xmlns:w14="http://schemas.microsoft.com/office/word/2010/wordml" xmlns:w15="http://schemas.microsoft.com/office/word/2012/wordml" xmlns:w16cex="http://schemas.microsoft.com/office/word/2018/wordml/cex" xmlns:w16cid="http://schemas.microsoft.com/office/word/2016/wordml/cid" xmlns:w16="http://schemas.microsoft.com/office/word/2018/wordml" xmlns:w16du="http://schemas.microsoft.com/office/word/2023/wordml/word16du" xmlns:w16sdtdh="http://schemas.microsoft.com/office/word/2020/wordml/sdtdatahash" xmlns:w16sdtfl="http://schemas.microsoft.com/office/word/2024/wordml/sdtformatlock" xmlns:w16se="http://schemas.microsoft.com/office/word/2015/wordml/symex" xmlns:wpg="http://schemas.microsoft.com/office/word/2010/wordprocessingGroup" xmlns:wpi="http://schemas.microsoft.com/office/word/2010/wordprocessingInk" xmlns:wne="http://schemas.microsoft.com/office/word/2006/wordml" xmlns:wps="http://schemas.microsoft.com/office/word/2010/wordprocessingShape" mc:Ignorable="w14 w15 w16se w16cid w16 w16cex w16sdtdh w16sdtfl w16du wp14">
+<w:ftr xmlns:wpc="http://schemas.microsoft.com/office/word/2010/wordprocessingCanvas" xmlns:cx="http://schemas.microsoft.com/office/drawing/2014/chartex" xmlns:cx1="http://schemas.microsoft.com/office/drawing/2015/9/8/chartex" xmlns:cx2="http://schemas.microsoft.com/office/drawing/2015/10/21/chartex" xmlns:cx3="http://schemas.microsoft.com/office/drawing/2016/5/9/chartex" xmlns:cx4="http://schemas.microsoft.com/office/drawing/2016/5/10/chartex" xmlns:cx5="http://schemas.microsoft.com/office/drawing/2016/5/11/chartex" xmlns:cx6="http://schemas.microsoft.com/office/drawing/2016/5/12/chartex" xmlns:cx7="http://schemas.microsoft.com/office/drawing/2016/5/13/chartex" xmlns:cx8="http://schemas.microsoft.com/office/drawing/2016/5/14/chartex" xmlns:mc="http://schemas.openxmlformats.org/markup-compatibility/2006" xmlns:aink="http://schemas.microsoft.com/office/drawing/2016/ink" xmlns:am3d="http://schemas.microsoft.com/office/drawing/2017/model3d" xmlns:o="urn:schemas-microsoft-com:office:office" xmlns:oel="http://schemas.microsoft.com/office/2019/extlst" xmlns:r="http://schemas.openxmlformats.org/officeDocument/2006/relationships" xmlns:m="http://schemas.openxmlformats.org/officeDocument/2006/math" xmlns:v="urn:schemas-microsoft-com:vml" xmlns:wp14="http://schemas.microsoft.com/office/word/2010/wordprocessingDrawing" xmlns:wp="http://schemas.openxmlformats.org/drawingml/2006/wordprocessingDrawing" xmlns:w10="urn:schemas-microsoft-com:office:word" xmlns:w="http://schemas.openxmlformats.org/wordprocessingml/2006/main" xmlns:w14="http://schemas.microsoft.com/office/word/2010/wordml" xmlns:w15="http://schemas.microsoft.com/office/word/2012/wordml" xmlns:w16cei="http://schemas.microsoft.com/office/word/2026/wordml/cei" xmlns:w16cex="http://schemas.microsoft.com/office/word/2018/wordml/cex" xmlns:w16cid="http://schemas.microsoft.com/office/word/2016/wordml/cid" xmlns:w16="http://schemas.microsoft.com/office/word/2018/wordml" xmlns:w16du="http://schemas.microsoft.com/office/word/2023/wordml/word16du" xmlns:w16sdtdh="http://schemas.microsoft.com/office/word/2020/wordml/sdtdatahash" xmlns:w16sdtfl="http://schemas.microsoft.com/office/word/2024/wordml/sdtformatlock" xmlns:w16se="http://schemas.microsoft.com/office/word/2015/wordml/symex" xmlns:wpg="http://schemas.microsoft.com/office/word/2010/wordprocessingGroup" xmlns:wpi="http://schemas.microsoft.com/office/word/2010/wordprocessingInk" xmlns:wne="http://schemas.microsoft.com/office/word/2006/wordml" xmlns:wps="http://schemas.microsoft.com/office/word/2010/wordprocessingShape" mc:Ignorable="w14 w15 w16se w16cid w16 w16cex w16sdtdh w16sdtfl w16du wp14">
   <w:p>
     <w:pPr>
       <w:spacing w:before="14"/>
@@ -27796,7 +27123,7 @@
 </file>
 
 <file path=word/footer5.xml><?xml version="1.0" encoding="utf-8"?>
-<w:ftr xmlns:wpc="http://schemas.microsoft.com/office/word/2010/wordprocessingCanvas" xmlns:cx="http://schemas.microsoft.com/office/drawing/2014/chartex" xmlns:cx1="http://schemas.microsoft.com/office/drawing/2015/9/8/chartex" xmlns:cx2="http://schemas.microsoft.com/office/drawing/2015/10/21/chartex" xmlns:cx3="http://schemas.microsoft.com/office/drawing/2016/5/9/chartex" xmlns:cx4="http://schemas.microsoft.com/office/drawing/2016/5/10/chartex" xmlns:cx5="http://schemas.microsoft.com/office/drawing/2016/5/11/chartex" xmlns:cx6="http://schemas.microsoft.com/office/drawing/2016/5/12/chartex" xmlns:cx7="http://schemas.microsoft.com/office/drawing/2016/5/13/chartex" xmlns:cx8="http://schemas.microsoft.com/office/drawing/2016/5/14/chartex" xmlns:mc="http://schemas.openxmlformats.org/markup-compatibility/2006" xmlns:aink="http://schemas.microsoft.com/office/drawing/2016/ink" xmlns:am3d="http://schemas.microsoft.com/office/drawing/2017/model3d" xmlns:o="urn:schemas-microsoft-com:office:office" xmlns:oel="http://schemas.microsoft.com/office/2019/extlst" xmlns:r="http://schemas.openxmlformats.org/officeDocument/2006/relationships" xmlns:m="http://schemas.openxmlformats.org/officeDocument/2006/math" xmlns:v="urn:schemas-microsoft-com:vml" xmlns:wp14="http://schemas.microsoft.com/office/word/2010/wordprocessingDrawing" xmlns:wp="http://schemas.openxmlformats.org/drawingml/2006/wordprocessingDrawing" xmlns:w10="urn:schemas-microsoft-com:office:word" xmlns:w="http://schemas.openxmlformats.org/wordprocessingml/2006/main" xmlns:w14="http://schemas.microsoft.com/office/word/2010/wordml" xmlns:w15="http://schemas.microsoft.com/office/word/2012/wordml" xmlns:w16cex="http://schemas.microsoft.com/office/word/2018/wordml/cex" xmlns:w16cid="http://schemas.microsoft.com/office/word/2016/wordml/cid" xmlns:w16="http://schemas.microsoft.com/office/word/2018/wordml" xmlns:w16du="http://schemas.microsoft.com/office/word/2023/wordml/word16du" xmlns:w16sdtdh="http://schemas.microsoft.com/office/word/2020/wordml/sdtdatahash" xmlns:w16sdtfl="http://schemas.microsoft.com/office/word/2024/wordml/sdtformatlock" xmlns:w16se="http://schemas.microsoft.com/office/word/2015/wordml/symex" xmlns:wpg="http://schemas.microsoft.com/office/word/2010/wordprocessingGroup" xmlns:wpi="http://schemas.microsoft.com/office/word/2010/wordprocessingInk" xmlns:wne="http://schemas.microsoft.com/office/word/2006/wordml" xmlns:wps="http://schemas.microsoft.com/office/word/2010/wordprocessingShape" mc:Ignorable="w14 w15 w16se w16cid w16 w16cex w16sdtdh w16sdtfl w16du wp14">
+<w:ftr xmlns:wpc="http://schemas.microsoft.com/office/word/2010/wordprocessingCanvas" xmlns:cx="http://schemas.microsoft.com/office/drawing/2014/chartex" xmlns:cx1="http://schemas.microsoft.com/office/drawing/2015/9/8/chartex" xmlns:cx2="http://schemas.microsoft.com/office/drawing/2015/10/21/chartex" xmlns:cx3="http://schemas.microsoft.com/office/drawing/2016/5/9/chartex" xmlns:cx4="http://schemas.microsoft.com/office/drawing/2016/5/10/chartex" xmlns:cx5="http://schemas.microsoft.com/office/drawing/2016/5/11/chartex" xmlns:cx6="http://schemas.microsoft.com/office/drawing/2016/5/12/chartex" xmlns:cx7="http://schemas.microsoft.com/office/drawing/2016/5/13/chartex" xmlns:cx8="http://schemas.microsoft.com/office/drawing/2016/5/14/chartex" xmlns:mc="http://schemas.openxmlformats.org/markup-compatibility/2006" xmlns:aink="http://schemas.microsoft.com/office/drawing/2016/ink" xmlns:am3d="http://schemas.microsoft.com/office/drawing/2017/model3d" xmlns:o="urn:schemas-microsoft-com:office:office" xmlns:oel="http://schemas.microsoft.com/office/2019/extlst" xmlns:r="http://schemas.openxmlformats.org/officeDocument/2006/relationships" xmlns:m="http://schemas.openxmlformats.org/officeDocument/2006/math" xmlns:v="urn:schemas-microsoft-com:vml" xmlns:wp14="http://schemas.microsoft.com/office/word/2010/wordprocessingDrawing" xmlns:wp="http://schemas.openxmlformats.org/drawingml/2006/wordprocessingDrawing" xmlns:w10="urn:schemas-microsoft-com:office:word" xmlns:w="http://schemas.openxmlformats.org/wordprocessingml/2006/main" xmlns:w14="http://schemas.microsoft.com/office/word/2010/wordml" xmlns:w15="http://schemas.microsoft.com/office/word/2012/wordml" xmlns:w16cei="http://schemas.microsoft.com/office/word/2026/wordml/cei" xmlns:w16cex="http://schemas.microsoft.com/office/word/2018/wordml/cex" xmlns:w16cid="http://schemas.microsoft.com/office/word/2016/wordml/cid" xmlns:w16="http://schemas.microsoft.com/office/word/2018/wordml" xmlns:w16du="http://schemas.microsoft.com/office/word/2023/wordml/word16du" xmlns:w16sdtdh="http://schemas.microsoft.com/office/word/2020/wordml/sdtdatahash" xmlns:w16sdtfl="http://schemas.microsoft.com/office/word/2024/wordml/sdtformatlock" xmlns:w16se="http://schemas.microsoft.com/office/word/2015/wordml/symex" xmlns:wpg="http://schemas.microsoft.com/office/word/2010/wordprocessingGroup" xmlns:wpi="http://schemas.microsoft.com/office/word/2010/wordprocessingInk" xmlns:wne="http://schemas.microsoft.com/office/word/2006/wordml" xmlns:wps="http://schemas.microsoft.com/office/word/2010/wordprocessingShape" mc:Ignorable="w14 w15 w16se w16cid w16 w16cex w16sdtdh w16sdtfl w16du wp14">
   <w:p>
     <w:pPr>
       <w:pStyle w:val="BodyText"/>
@@ -28496,7 +27823,7 @@
 </file>
 
 <file path=word/footnotes.xml><?xml version="1.0" encoding="utf-8"?>
-<w:footnotes xmlns:wpc="http://schemas.microsoft.com/office/word/2010/wordprocessingCanvas" xmlns:cx="http://schemas.microsoft.com/office/drawing/2014/chartex" xmlns:cx1="http://schemas.microsoft.com/office/drawing/2015/9/8/chartex" xmlns:cx2="http://schemas.microsoft.com/office/drawing/2015/10/21/chartex" xmlns:cx3="http://schemas.microsoft.com/office/drawing/2016/5/9/chartex" xmlns:cx4="http://schemas.microsoft.com/office/drawing/2016/5/10/chartex" xmlns:cx5="http://schemas.microsoft.com/office/drawing/2016/5/11/chartex" xmlns:cx6="http://schemas.microsoft.com/office/drawing/2016/5/12/chartex" xmlns:cx7="http://schemas.microsoft.com/office/drawing/2016/5/13/chartex" xmlns:cx8="http://schemas.microsoft.com/office/drawing/2016/5/14/chartex" xmlns:mc="http://schemas.openxmlformats.org/markup-compatibility/2006" xmlns:aink="http://schemas.microsoft.com/office/drawing/2016/ink" xmlns:am3d="http://schemas.microsoft.com/office/drawing/2017/model3d" xmlns:o="urn:schemas-microsoft-com:office:office" xmlns:oel="http://schemas.microsoft.com/office/2019/extlst" xmlns:r="http://schemas.openxmlformats.org/officeDocument/2006/relationships" xmlns:m="http://schemas.openxmlformats.org/officeDocument/2006/math" xmlns:v="urn:schemas-microsoft-com:vml" xmlns:wp14="http://schemas.microsoft.com/office/word/2010/wordprocessingDrawing" xmlns:wp="http://schemas.openxmlformats.org/drawingml/2006/wordprocessingDrawing" xmlns:w10="urn:schemas-microsoft-com:office:word" xmlns:w="http://schemas.openxmlformats.org/wordprocessingml/2006/main" xmlns:w14="http://schemas.microsoft.com/office/word/2010/wordml" xmlns:w15="http://schemas.microsoft.com/office/word/2012/wordml" xmlns:w16cex="http://schemas.microsoft.com/office/word/2018/wordml/cex" xmlns:w16cid="http://schemas.microsoft.com/office/word/2016/wordml/cid" xmlns:w16="http://schemas.microsoft.com/office/word/2018/wordml" xmlns:w16du="http://schemas.microsoft.com/office/word/2023/wordml/word16du" xmlns:w16sdtdh="http://schemas.microsoft.com/office/word/2020/wordml/sdtdatahash" xmlns:w16sdtfl="http://schemas.microsoft.com/office/word/2024/wordml/sdtformatlock" xmlns:w16se="http://schemas.microsoft.com/office/word/2015/wordml/symex" xmlns:wpg="http://schemas.microsoft.com/office/word/2010/wordprocessingGroup" xmlns:wpi="http://schemas.microsoft.com/office/word/2010/wordprocessingInk" xmlns:wne="http://schemas.microsoft.com/office/word/2006/wordml" xmlns:wps="http://schemas.microsoft.com/office/word/2010/wordprocessingShape" mc:Ignorable="w14 w15 w16se w16cid w16 w16cex w16sdtdh w16sdtfl w16du wp14">
+<w:footnotes xmlns:wpc="http://schemas.microsoft.com/office/word/2010/wordprocessingCanvas" xmlns:cx="http://schemas.microsoft.com/office/drawing/2014/chartex" xmlns:cx1="http://schemas.microsoft.com/office/drawing/2015/9/8/chartex" xmlns:cx2="http://schemas.microsoft.com/office/drawing/2015/10/21/chartex" xmlns:cx3="http://schemas.microsoft.com/office/drawing/2016/5/9/chartex" xmlns:cx4="http://schemas.microsoft.com/office/drawing/2016/5/10/chartex" xmlns:cx5="http://schemas.microsoft.com/office/drawing/2016/5/11/chartex" xmlns:cx6="http://schemas.microsoft.com/office/drawing/2016/5/12/chartex" xmlns:cx7="http://schemas.microsoft.com/office/drawing/2016/5/13/chartex" xmlns:cx8="http://schemas.microsoft.com/office/drawing/2016/5/14/chartex" xmlns:mc="http://schemas.openxmlformats.org/markup-compatibility/2006" xmlns:aink="http://schemas.microsoft.com/office/drawing/2016/ink" xmlns:am3d="http://schemas.microsoft.com/office/drawing/2017/model3d" xmlns:o="urn:schemas-microsoft-com:office:office" xmlns:oel="http://schemas.microsoft.com/office/2019/extlst" xmlns:r="http://schemas.openxmlformats.org/officeDocument/2006/relationships" xmlns:m="http://schemas.openxmlformats.org/officeDocument/2006/math" xmlns:v="urn:schemas-microsoft-com:vml" xmlns:wp14="http://schemas.microsoft.com/office/word/2010/wordprocessingDrawing" xmlns:wp="http://schemas.openxmlformats.org/drawingml/2006/wordprocessingDrawing" xmlns:w10="urn:schemas-microsoft-com:office:word" xmlns:w="http://schemas.openxmlformats.org/wordprocessingml/2006/main" xmlns:w14="http://schemas.microsoft.com/office/word/2010/wordml" xmlns:w15="http://schemas.microsoft.com/office/word/2012/wordml" xmlns:w16cei="http://schemas.microsoft.com/office/word/2026/wordml/cei" xmlns:w16cex="http://schemas.microsoft.com/office/word/2018/wordml/cex" xmlns:w16cid="http://schemas.microsoft.com/office/word/2016/wordml/cid" xmlns:w16="http://schemas.microsoft.com/office/word/2018/wordml" xmlns:w16du="http://schemas.microsoft.com/office/word/2023/wordml/word16du" xmlns:w16sdtdh="http://schemas.microsoft.com/office/word/2020/wordml/sdtdatahash" xmlns:w16sdtfl="http://schemas.microsoft.com/office/word/2024/wordml/sdtformatlock" xmlns:w16se="http://schemas.microsoft.com/office/word/2015/wordml/symex" xmlns:wpg="http://schemas.microsoft.com/office/word/2010/wordprocessingGroup" xmlns:wpi="http://schemas.microsoft.com/office/word/2010/wordprocessingInk" xmlns:wne="http://schemas.microsoft.com/office/word/2006/wordml" xmlns:wps="http://schemas.microsoft.com/office/word/2010/wordprocessingShape" mc:Ignorable="w14 w15 w16se w16cid w16 w16cex w16sdtdh w16sdtfl w16du wp14">
   <w:footnote w:type="separator" w:id="-1">
     <w:p>
       <w:r>
@@ -28515,7 +27842,7 @@
 </file>
 
 <file path=word/header1.xml><?xml version="1.0" encoding="utf-8"?>
-<w:hdr xmlns:wpc="http://schemas.microsoft.com/office/word/2010/wordprocessingCanvas" xmlns:cx="http://schemas.microsoft.com/office/drawing/2014/chartex" xmlns:cx1="http://schemas.microsoft.com/office/drawing/2015/9/8/chartex" xmlns:cx2="http://schemas.microsoft.com/office/drawing/2015/10/21/chartex" xmlns:cx3="http://schemas.microsoft.com/office/drawing/2016/5/9/chartex" xmlns:cx4="http://schemas.microsoft.com/office/drawing/2016/5/10/chartex" xmlns:cx5="http://schemas.microsoft.com/office/drawing/2016/5/11/chartex" xmlns:cx6="http://schemas.microsoft.com/office/drawing/2016/5/12/chartex" xmlns:cx7="http://schemas.microsoft.com/office/drawing/2016/5/13/chartex" xmlns:cx8="http://schemas.microsoft.com/office/drawing/2016/5/14/chartex" xmlns:mc="http://schemas.openxmlformats.org/markup-compatibility/2006" xmlns:aink="http://schemas.microsoft.com/office/drawing/2016/ink" xmlns:am3d="http://schemas.microsoft.com/office/drawing/2017/model3d" xmlns:o="urn:schemas-microsoft-com:office:office" xmlns:oel="http://schemas.microsoft.com/office/2019/extlst" xmlns:r="http://schemas.openxmlformats.org/officeDocument/2006/relationships" xmlns:m="http://schemas.openxmlformats.org/officeDocument/2006/math" xmlns:v="urn:schemas-microsoft-com:vml" xmlns:wp14="http://schemas.microsoft.com/office/word/2010/wordprocessingDrawing" xmlns:wp="http://schemas.openxmlformats.org/drawingml/2006/wordprocessingDrawing" xmlns:w10="urn:schemas-microsoft-com:office:word" xmlns:w="http://schemas.openxmlformats.org/wordprocessingml/2006/main" xmlns:w14="http://schemas.microsoft.com/office/word/2010/wordml" xmlns:w15="http://schemas.microsoft.com/office/word/2012/wordml" xmlns:w16cex="http://schemas.microsoft.com/office/word/2018/wordml/cex" xmlns:w16cid="http://schemas.microsoft.com/office/word/2016/wordml/cid" xmlns:w16="http://schemas.microsoft.com/office/word/2018/wordml" xmlns:w16du="http://schemas.microsoft.com/office/word/2023/wordml/word16du" xmlns:w16sdtdh="http://schemas.microsoft.com/office/word/2020/wordml/sdtdatahash" xmlns:w16sdtfl="http://schemas.microsoft.com/office/word/2024/wordml/sdtformatlock" xmlns:w16se="http://schemas.microsoft.com/office/word/2015/wordml/symex" xmlns:wpg="http://schemas.microsoft.com/office/word/2010/wordprocessingGroup" xmlns:wpi="http://schemas.microsoft.com/office/word/2010/wordprocessingInk" xmlns:wne="http://schemas.microsoft.com/office/word/2006/wordml" xmlns:wps="http://schemas.microsoft.com/office/word/2010/wordprocessingShape" mc:Ignorable="w14 w15 w16se w16cid w16 w16cex w16sdtdh w16sdtfl w16du wp14">
+<w:hdr xmlns:wpc="http://schemas.microsoft.com/office/word/2010/wordprocessingCanvas" xmlns:cx="http://schemas.microsoft.com/office/drawing/2014/chartex" xmlns:cx1="http://schemas.microsoft.com/office/drawing/2015/9/8/chartex" xmlns:cx2="http://schemas.microsoft.com/office/drawing/2015/10/21/chartex" xmlns:cx3="http://schemas.microsoft.com/office/drawing/2016/5/9/chartex" xmlns:cx4="http://schemas.microsoft.com/office/drawing/2016/5/10/chartex" xmlns:cx5="http://schemas.microsoft.com/office/drawing/2016/5/11/chartex" xmlns:cx6="http://schemas.microsoft.com/office/drawing/2016/5/12/chartex" xmlns:cx7="http://schemas.microsoft.com/office/drawing/2016/5/13/chartex" xmlns:cx8="http://schemas.microsoft.com/office/drawing/2016/5/14/chartex" xmlns:mc="http://schemas.openxmlformats.org/markup-compatibility/2006" xmlns:aink="http://schemas.microsoft.com/office/drawing/2016/ink" xmlns:am3d="http://schemas.microsoft.com/office/drawing/2017/model3d" xmlns:o="urn:schemas-microsoft-com:office:office" xmlns:oel="http://schemas.microsoft.com/office/2019/extlst" xmlns:r="http://schemas.openxmlformats.org/officeDocument/2006/relationships" xmlns:m="http://schemas.openxmlformats.org/officeDocument/2006/math" xmlns:v="urn:schemas-microsoft-com:vml" xmlns:wp14="http://schemas.microsoft.com/office/word/2010/wordprocessingDrawing" xmlns:wp="http://schemas.openxmlformats.org/drawingml/2006/wordprocessingDrawing" xmlns:w10="urn:schemas-microsoft-com:office:word" xmlns:w="http://schemas.openxmlformats.org/wordprocessingml/2006/main" xmlns:w14="http://schemas.microsoft.com/office/word/2010/wordml" xmlns:w15="http://schemas.microsoft.com/office/word/2012/wordml" xmlns:w16cei="http://schemas.microsoft.com/office/word/2026/wordml/cei" xmlns:w16cex="http://schemas.microsoft.com/office/word/2018/wordml/cex" xmlns:w16cid="http://schemas.microsoft.com/office/word/2016/wordml/cid" xmlns:w16="http://schemas.microsoft.com/office/word/2018/wordml" xmlns:w16du="http://schemas.microsoft.com/office/word/2023/wordml/word16du" xmlns:w16sdtdh="http://schemas.microsoft.com/office/word/2020/wordml/sdtdatahash" xmlns:w16sdtfl="http://schemas.microsoft.com/office/word/2024/wordml/sdtformatlock" xmlns:w16se="http://schemas.microsoft.com/office/word/2015/wordml/symex" xmlns:wpg="http://schemas.microsoft.com/office/word/2010/wordprocessingGroup" xmlns:wpi="http://schemas.microsoft.com/office/word/2010/wordprocessingInk" xmlns:wne="http://schemas.microsoft.com/office/word/2006/wordml" xmlns:wps="http://schemas.microsoft.com/office/word/2010/wordprocessingShape" mc:Ignorable="w14 w15 w16se w16cid w16 w16cex w16sdtdh w16sdtfl w16du wp14">
   <w:p>
     <w:pPr>
       <w:pStyle w:val="BodyText"/>
@@ -28627,7 +27954,7 @@
 </file>
 
 <file path=word/header2.xml><?xml version="1.0" encoding="utf-8"?>
-<w:hdr xmlns:wpc="http://schemas.microsoft.com/office/word/2010/wordprocessingCanvas" xmlns:cx="http://schemas.microsoft.com/office/drawing/2014/chartex" xmlns:cx1="http://schemas.microsoft.com/office/drawing/2015/9/8/chartex" xmlns:cx2="http://schemas.microsoft.com/office/drawing/2015/10/21/chartex" xmlns:cx3="http://schemas.microsoft.com/office/drawing/2016/5/9/chartex" xmlns:cx4="http://schemas.microsoft.com/office/drawing/2016/5/10/chartex" xmlns:cx5="http://schemas.microsoft.com/office/drawing/2016/5/11/chartex" xmlns:cx6="http://schemas.microsoft.com/office/drawing/2016/5/12/chartex" xmlns:cx7="http://schemas.microsoft.com/office/drawing/2016/5/13/chartex" xmlns:cx8="http://schemas.microsoft.com/office/drawing/2016/5/14/chartex" xmlns:mc="http://schemas.openxmlformats.org/markup-compatibility/2006" xmlns:aink="http://schemas.microsoft.com/office/drawing/2016/ink" xmlns:am3d="http://schemas.microsoft.com/office/drawing/2017/model3d" xmlns:o="urn:schemas-microsoft-com:office:office" xmlns:oel="http://schemas.microsoft.com/office/2019/extlst" xmlns:r="http://schemas.openxmlformats.org/officeDocument/2006/relationships" xmlns:m="http://schemas.openxmlformats.org/officeDocument/2006/math" xmlns:v="urn:schemas-microsoft-com:vml" xmlns:wp14="http://schemas.microsoft.com/office/word/2010/wordprocessingDrawing" xmlns:wp="http://schemas.openxmlformats.org/drawingml/2006/wordprocessingDrawing" xmlns:w10="urn:schemas-microsoft-com:office:word" xmlns:w="http://schemas.openxmlformats.org/wordprocessingml/2006/main" xmlns:w14="http://schemas.microsoft.com/office/word/2010/wordml" xmlns:w15="http://schemas.microsoft.com/office/word/2012/wordml" xmlns:w16cex="http://schemas.microsoft.com/office/word/2018/wordml/cex" xmlns:w16cid="http://schemas.microsoft.com/office/word/2016/wordml/cid" xmlns:w16="http://schemas.microsoft.com/office/word/2018/wordml" xmlns:w16du="http://schemas.microsoft.com/office/word/2023/wordml/word16du" xmlns:w16sdtdh="http://schemas.microsoft.com/office/word/2020/wordml/sdtdatahash" xmlns:w16sdtfl="http://schemas.microsoft.com/office/word/2024/wordml/sdtformatlock" xmlns:w16se="http://schemas.microsoft.com/office/word/2015/wordml/symex" xmlns:wpg="http://schemas.microsoft.com/office/word/2010/wordprocessingGroup" xmlns:wpi="http://schemas.microsoft.com/office/word/2010/wordprocessingInk" xmlns:wne="http://schemas.microsoft.com/office/word/2006/wordml" xmlns:wps="http://schemas.microsoft.com/office/word/2010/wordprocessingShape" mc:Ignorable="w14 w15 w16se w16cid w16 w16cex w16sdtdh w16sdtfl w16du wp14">
+<w:hdr xmlns:wpc="http://schemas.microsoft.com/office/word/2010/wordprocessingCanvas" xmlns:cx="http://schemas.microsoft.com/office/drawing/2014/chartex" xmlns:cx1="http://schemas.microsoft.com/office/drawing/2015/9/8/chartex" xmlns:cx2="http://schemas.microsoft.com/office/drawing/2015/10/21/chartex" xmlns:cx3="http://schemas.microsoft.com/office/drawing/2016/5/9/chartex" xmlns:cx4="http://schemas.microsoft.com/office/drawing/2016/5/10/chartex" xmlns:cx5="http://schemas.microsoft.com/office/drawing/2016/5/11/chartex" xmlns:cx6="http://schemas.microsoft.com/office/drawing/2016/5/12/chartex" xmlns:cx7="http://schemas.microsoft.com/office/drawing/2016/5/13/chartex" xmlns:cx8="http://schemas.microsoft.com/office/drawing/2016/5/14/chartex" xmlns:mc="http://schemas.openxmlformats.org/markup-compatibility/2006" xmlns:aink="http://schemas.microsoft.com/office/drawing/2016/ink" xmlns:am3d="http://schemas.microsoft.com/office/drawing/2017/model3d" xmlns:o="urn:schemas-microsoft-com:office:office" xmlns:oel="http://schemas.microsoft.com/office/2019/extlst" xmlns:r="http://schemas.openxmlformats.org/officeDocument/2006/relationships" xmlns:m="http://schemas.openxmlformats.org/officeDocument/2006/math" xmlns:v="urn:schemas-microsoft-com:vml" xmlns:wp14="http://schemas.microsoft.com/office/word/2010/wordprocessingDrawing" xmlns:wp="http://schemas.openxmlformats.org/drawingml/2006/wordprocessingDrawing" xmlns:w10="urn:schemas-microsoft-com:office:word" xmlns:w="http://schemas.openxmlformats.org/wordprocessingml/2006/main" xmlns:w14="http://schemas.microsoft.com/office/word/2010/wordml" xmlns:w15="http://schemas.microsoft.com/office/word/2012/wordml" xmlns:w16cei="http://schemas.microsoft.com/office/word/2026/wordml/cei" xmlns:w16cex="http://schemas.microsoft.com/office/word/2018/wordml/cex" xmlns:w16cid="http://schemas.microsoft.com/office/word/2016/wordml/cid" xmlns:w16="http://schemas.microsoft.com/office/word/2018/wordml" xmlns:w16du="http://schemas.microsoft.com/office/word/2023/wordml/word16du" xmlns:w16sdtdh="http://schemas.microsoft.com/office/word/2020/wordml/sdtdatahash" xmlns:w16sdtfl="http://schemas.microsoft.com/office/word/2024/wordml/sdtformatlock" xmlns:w16se="http://schemas.microsoft.com/office/word/2015/wordml/symex" xmlns:wpg="http://schemas.microsoft.com/office/word/2010/wordprocessingGroup" xmlns:wpi="http://schemas.microsoft.com/office/word/2010/wordprocessingInk" xmlns:wne="http://schemas.microsoft.com/office/word/2006/wordml" xmlns:wps="http://schemas.microsoft.com/office/word/2010/wordprocessingShape" mc:Ignorable="w14 w15 w16se w16cid w16 w16cex w16sdtdh w16sdtfl w16du wp14">
   <w:p>
     <w:pPr>
       <w:pStyle w:val="BodyText"/>
@@ -28739,7 +28066,7 @@
 </file>
 
 <file path=word/header3.xml><?xml version="1.0" encoding="utf-8"?>
-<w:hdr xmlns:wpc="http://schemas.microsoft.com/office/word/2010/wordprocessingCanvas" xmlns:cx="http://schemas.microsoft.com/office/drawing/2014/chartex" xmlns:cx1="http://schemas.microsoft.com/office/drawing/2015/9/8/chartex" xmlns:cx2="http://schemas.microsoft.com/office/drawing/2015/10/21/chartex" xmlns:cx3="http://schemas.microsoft.com/office/drawing/2016/5/9/chartex" xmlns:cx4="http://schemas.microsoft.com/office/drawing/2016/5/10/chartex" xmlns:cx5="http://schemas.microsoft.com/office/drawing/2016/5/11/chartex" xmlns:cx6="http://schemas.microsoft.com/office/drawing/2016/5/12/chartex" xmlns:cx7="http://schemas.microsoft.com/office/drawing/2016/5/13/chartex" xmlns:cx8="http://schemas.microsoft.com/office/drawing/2016/5/14/chartex" xmlns:mc="http://schemas.openxmlformats.org/markup-compatibility/2006" xmlns:aink="http://schemas.microsoft.com/office/drawing/2016/ink" xmlns:am3d="http://schemas.microsoft.com/office/drawing/2017/model3d" xmlns:o="urn:schemas-microsoft-com:office:office" xmlns:oel="http://schemas.microsoft.com/office/2019/extlst" xmlns:r="http://schemas.openxmlformats.org/officeDocument/2006/relationships" xmlns:m="http://schemas.openxmlformats.org/officeDocument/2006/math" xmlns:v="urn:schemas-microsoft-com:vml" xmlns:wp14="http://schemas.microsoft.com/office/word/2010/wordprocessingDrawing" xmlns:wp="http://schemas.openxmlformats.org/drawingml/2006/wordprocessingDrawing" xmlns:w10="urn:schemas-microsoft-com:office:word" xmlns:w="http://schemas.openxmlformats.org/wordprocessingml/2006/main" xmlns:w14="http://schemas.microsoft.com/office/word/2010/wordml" xmlns:w15="http://schemas.microsoft.com/office/word/2012/wordml" xmlns:w16cex="http://schemas.microsoft.com/office/word/2018/wordml/cex" xmlns:w16cid="http://schemas.microsoft.com/office/word/2016/wordml/cid" xmlns:w16="http://schemas.microsoft.com/office/word/2018/wordml" xmlns:w16du="http://schemas.microsoft.com/office/word/2023/wordml/word16du" xmlns:w16sdtdh="http://schemas.microsoft.com/office/word/2020/wordml/sdtdatahash" xmlns:w16sdtfl="http://schemas.microsoft.com/office/word/2024/wordml/sdtformatlock" xmlns:w16se="http://schemas.microsoft.com/office/word/2015/wordml/symex" xmlns:wpg="http://schemas.microsoft.com/office/word/2010/wordprocessingGroup" xmlns:wpi="http://schemas.microsoft.com/office/word/2010/wordprocessingInk" xmlns:wne="http://schemas.microsoft.com/office/word/2006/wordml" xmlns:wps="http://schemas.microsoft.com/office/word/2010/wordprocessingShape" mc:Ignorable="w14 w15 w16se w16cid w16 w16cex w16sdtdh w16sdtfl w16du wp14">
+<w:hdr xmlns:wpc="http://schemas.microsoft.com/office/word/2010/wordprocessingCanvas" xmlns:cx="http://schemas.microsoft.com/office/drawing/2014/chartex" xmlns:cx1="http://schemas.microsoft.com/office/drawing/2015/9/8/chartex" xmlns:cx2="http://schemas.microsoft.com/office/drawing/2015/10/21/chartex" xmlns:cx3="http://schemas.microsoft.com/office/drawing/2016/5/9/chartex" xmlns:cx4="http://schemas.microsoft.com/office/drawing/2016/5/10/chartex" xmlns:cx5="http://schemas.microsoft.com/office/drawing/2016/5/11/chartex" xmlns:cx6="http://schemas.microsoft.com/office/drawing/2016/5/12/chartex" xmlns:cx7="http://schemas.microsoft.com/office/drawing/2016/5/13/chartex" xmlns:cx8="http://schemas.microsoft.com/office/drawing/2016/5/14/chartex" xmlns:mc="http://schemas.openxmlformats.org/markup-compatibility/2006" xmlns:aink="http://schemas.microsoft.com/office/drawing/2016/ink" xmlns:am3d="http://schemas.microsoft.com/office/drawing/2017/model3d" xmlns:o="urn:schemas-microsoft-com:office:office" xmlns:oel="http://schemas.microsoft.com/office/2019/extlst" xmlns:r="http://schemas.openxmlformats.org/officeDocument/2006/relationships" xmlns:m="http://schemas.openxmlformats.org/officeDocument/2006/math" xmlns:v="urn:schemas-microsoft-com:vml" xmlns:wp14="http://schemas.microsoft.com/office/word/2010/wordprocessingDrawing" xmlns:wp="http://schemas.openxmlformats.org/drawingml/2006/wordprocessingDrawing" xmlns:w10="urn:schemas-microsoft-com:office:word" xmlns:w="http://schemas.openxmlformats.org/wordprocessingml/2006/main" xmlns:w14="http://schemas.microsoft.com/office/word/2010/wordml" xmlns:w15="http://schemas.microsoft.com/office/word/2012/wordml" xmlns:w16cei="http://schemas.microsoft.com/office/word/2026/wordml/cei" xmlns:w16cex="http://schemas.microsoft.com/office/word/2018/wordml/cex" xmlns:w16cid="http://schemas.microsoft.com/office/word/2016/wordml/cid" xmlns:w16="http://schemas.microsoft.com/office/word/2018/wordml" xmlns:w16du="http://schemas.microsoft.com/office/word/2023/wordml/word16du" xmlns:w16sdtdh="http://schemas.microsoft.com/office/word/2020/wordml/sdtdatahash" xmlns:w16sdtfl="http://schemas.microsoft.com/office/word/2024/wordml/sdtformatlock" xmlns:w16se="http://schemas.microsoft.com/office/word/2015/wordml/symex" xmlns:wpg="http://schemas.microsoft.com/office/word/2010/wordprocessingGroup" xmlns:wpi="http://schemas.microsoft.com/office/word/2010/wordprocessingInk" xmlns:wne="http://schemas.microsoft.com/office/word/2006/wordml" xmlns:wps="http://schemas.microsoft.com/office/word/2010/wordprocessingShape" mc:Ignorable="w14 w15 w16se w16cid w16 w16cex w16sdtdh w16sdtfl w16du wp14">
   <w:p>
     <w:pPr>
       <w:pStyle w:val="BodyText"/>
@@ -28851,7 +28178,7 @@
 </file>
 
 <file path=word/header4.xml><?xml version="1.0" encoding="utf-8"?>
-<w:hdr xmlns:wpc="http://schemas.microsoft.com/office/word/2010/wordprocessingCanvas" xmlns:cx="http://schemas.microsoft.com/office/drawing/2014/chartex" xmlns:cx1="http://schemas.microsoft.com/office/drawing/2015/9/8/chartex" xmlns:cx2="http://schemas.microsoft.com/office/drawing/2015/10/21/chartex" xmlns:cx3="http://schemas.microsoft.com/office/drawing/2016/5/9/chartex" xmlns:cx4="http://schemas.microsoft.com/office/drawing/2016/5/10/chartex" xmlns:cx5="http://schemas.microsoft.com/office/drawing/2016/5/11/chartex" xmlns:cx6="http://schemas.microsoft.com/office/drawing/2016/5/12/chartex" xmlns:cx7="http://schemas.microsoft.com/office/drawing/2016/5/13/chartex" xmlns:cx8="http://schemas.microsoft.com/office/drawing/2016/5/14/chartex" xmlns:mc="http://schemas.openxmlformats.org/markup-compatibility/2006" xmlns:aink="http://schemas.microsoft.com/office/drawing/2016/ink" xmlns:am3d="http://schemas.microsoft.com/office/drawing/2017/model3d" xmlns:o="urn:schemas-microsoft-com:office:office" xmlns:oel="http://schemas.microsoft.com/office/2019/extlst" xmlns:r="http://schemas.openxmlformats.org/officeDocument/2006/relationships" xmlns:m="http://schemas.openxmlformats.org/officeDocument/2006/math" xmlns:v="urn:schemas-microsoft-com:vml" xmlns:wp14="http://schemas.microsoft.com/office/word/2010/wordprocessingDrawing" xmlns:wp="http://schemas.openxmlformats.org/drawingml/2006/wordprocessingDrawing" xmlns:w10="urn:schemas-microsoft-com:office:word" xmlns:w="http://schemas.openxmlformats.org/wordprocessingml/2006/main" xmlns:w14="http://schemas.microsoft.com/office/word/2010/wordml" xmlns:w15="http://schemas.microsoft.com/office/word/2012/wordml" xmlns:w16cex="http://schemas.microsoft.com/office/word/2018/wordml/cex" xmlns:w16cid="http://schemas.microsoft.com/office/word/2016/wordml/cid" xmlns:w16="http://schemas.microsoft.com/office/word/2018/wordml" xmlns:w16du="http://schemas.microsoft.com/office/word/2023/wordml/word16du" xmlns:w16sdtdh="http://schemas.microsoft.com/office/word/2020/wordml/sdtdatahash" xmlns:w16sdtfl="http://schemas.microsoft.com/office/word/2024/wordml/sdtformatlock" xmlns:w16se="http://schemas.microsoft.com/office/word/2015/wordml/symex" xmlns:wpg="http://schemas.microsoft.com/office/word/2010/wordprocessingGroup" xmlns:wpi="http://schemas.microsoft.com/office/word/2010/wordprocessingInk" xmlns:wne="http://schemas.microsoft.com/office/word/2006/wordml" xmlns:wps="http://schemas.microsoft.com/office/word/2010/wordprocessingShape" mc:Ignorable="w14 w15 w16se w16cid w16 w16cex w16sdtdh w16sdtfl w16du wp14">
+<w:hdr xmlns:wpc="http://schemas.microsoft.com/office/word/2010/wordprocessingCanvas" xmlns:cx="http://schemas.microsoft.com/office/drawing/2014/chartex" xmlns:cx1="http://schemas.microsoft.com/office/drawing/2015/9/8/chartex" xmlns:cx2="http://schemas.microsoft.com/office/drawing/2015/10/21/chartex" xmlns:cx3="http://schemas.microsoft.com/office/drawing/2016/5/9/chartex" xmlns:cx4="http://schemas.microsoft.com/office/drawing/2016/5/10/chartex" xmlns:cx5="http://schemas.microsoft.com/office/drawing/2016/5/11/chartex" xmlns:cx6="http://schemas.microsoft.com/office/drawing/2016/5/12/chartex" xmlns:cx7="http://schemas.microsoft.com/office/drawing/2016/5/13/chartex" xmlns:cx8="http://schemas.microsoft.com/office/drawing/2016/5/14/chartex" xmlns:mc="http://schemas.openxmlformats.org/markup-compatibility/2006" xmlns:aink="http://schemas.microsoft.com/office/drawing/2016/ink" xmlns:am3d="http://schemas.microsoft.com/office/drawing/2017/model3d" xmlns:o="urn:schemas-microsoft-com:office:office" xmlns:oel="http://schemas.microsoft.com/office/2019/extlst" xmlns:r="http://schemas.openxmlformats.org/officeDocument/2006/relationships" xmlns:m="http://schemas.openxmlformats.org/officeDocument/2006/math" xmlns:v="urn:schemas-microsoft-com:vml" xmlns:wp14="http://schemas.microsoft.com/office/word/2010/wordprocessingDrawing" xmlns:wp="http://schemas.openxmlformats.org/drawingml/2006/wordprocessingDrawing" xmlns:w10="urn:schemas-microsoft-com:office:word" xmlns:w="http://schemas.openxmlformats.org/wordprocessingml/2006/main" xmlns:w14="http://schemas.microsoft.com/office/word/2010/wordml" xmlns:w15="http://schemas.microsoft.com/office/word/2012/wordml" xmlns:w16cei="http://schemas.microsoft.com/office/word/2026/wordml/cei" xmlns:w16cex="http://schemas.microsoft.com/office/word/2018/wordml/cex" xmlns:w16cid="http://schemas.microsoft.com/office/word/2016/wordml/cid" xmlns:w16="http://schemas.microsoft.com/office/word/2018/wordml" xmlns:w16du="http://schemas.microsoft.com/office/word/2023/wordml/word16du" xmlns:w16sdtdh="http://schemas.microsoft.com/office/word/2020/wordml/sdtdatahash" xmlns:w16sdtfl="http://schemas.microsoft.com/office/word/2024/wordml/sdtformatlock" xmlns:w16se="http://schemas.microsoft.com/office/word/2015/wordml/symex" xmlns:wpg="http://schemas.microsoft.com/office/word/2010/wordprocessingGroup" xmlns:wpi="http://schemas.microsoft.com/office/word/2010/wordprocessingInk" xmlns:wne="http://schemas.microsoft.com/office/word/2006/wordml" xmlns:wps="http://schemas.microsoft.com/office/word/2010/wordprocessingShape" mc:Ignorable="w14 w15 w16se w16cid w16 w16cex w16sdtdh w16sdtfl w16du wp14">
   <w:p>
     <w:pPr>
       <w:pStyle w:val="BodyText"/>
@@ -28963,7 +28290,7 @@
 </file>
 
 <file path=word/header5.xml><?xml version="1.0" encoding="utf-8"?>
-<w:hdr xmlns:wpc="http://schemas.microsoft.com/office/word/2010/wordprocessingCanvas" xmlns:cx="http://schemas.microsoft.com/office/drawing/2014/chartex" xmlns:cx1="http://schemas.microsoft.com/office/drawing/2015/9/8/chartex" xmlns:cx2="http://schemas.microsoft.com/office/drawing/2015/10/21/chartex" xmlns:cx3="http://schemas.microsoft.com/office/drawing/2016/5/9/chartex" xmlns:cx4="http://schemas.microsoft.com/office/drawing/2016/5/10/chartex" xmlns:cx5="http://schemas.microsoft.com/office/drawing/2016/5/11/chartex" xmlns:cx6="http://schemas.microsoft.com/office/drawing/2016/5/12/chartex" xmlns:cx7="http://schemas.microsoft.com/office/drawing/2016/5/13/chartex" xmlns:cx8="http://schemas.microsoft.com/office/drawing/2016/5/14/chartex" xmlns:mc="http://schemas.openxmlformats.org/markup-compatibility/2006" xmlns:aink="http://schemas.microsoft.com/office/drawing/2016/ink" xmlns:am3d="http://schemas.microsoft.com/office/drawing/2017/model3d" xmlns:o="urn:schemas-microsoft-com:office:office" xmlns:oel="http://schemas.microsoft.com/office/2019/extlst" xmlns:r="http://schemas.openxmlformats.org/officeDocument/2006/relationships" xmlns:m="http://schemas.openxmlformats.org/officeDocument/2006/math" xmlns:v="urn:schemas-microsoft-com:vml" xmlns:wp14="http://schemas.microsoft.com/office/word/2010/wordprocessingDrawing" xmlns:wp="http://schemas.openxmlformats.org/drawingml/2006/wordprocessingDrawing" xmlns:w10="urn:schemas-microsoft-com:office:word" xmlns:w="http://schemas.openxmlformats.org/wordprocessingml/2006/main" xmlns:w14="http://schemas.microsoft.com/office/word/2010/wordml" xmlns:w15="http://schemas.microsoft.com/office/word/2012/wordml" xmlns:w16cex="http://schemas.microsoft.com/office/word/2018/wordml/cex" xmlns:w16cid="http://schemas.microsoft.com/office/word/2016/wordml/cid" xmlns:w16="http://schemas.microsoft.com/office/word/2018/wordml" xmlns:w16du="http://schemas.microsoft.com/office/word/2023/wordml/word16du" xmlns:w16sdtdh="http://schemas.microsoft.com/office/word/2020/wordml/sdtdatahash" xmlns:w16sdtfl="http://schemas.microsoft.com/office/word/2024/wordml/sdtformatlock" xmlns:w16se="http://schemas.microsoft.com/office/word/2015/wordml/symex" xmlns:wpg="http://schemas.microsoft.com/office/word/2010/wordprocessingGroup" xmlns:wpi="http://schemas.microsoft.com/office/word/2010/wordprocessingInk" xmlns:wne="http://schemas.microsoft.com/office/word/2006/wordml" xmlns:wps="http://schemas.microsoft.com/office/word/2010/wordprocessingShape" mc:Ignorable="w14 w15 w16se w16cid w16 w16cex w16sdtdh w16sdtfl w16du wp14">
+<w:hdr xmlns:wpc="http://schemas.microsoft.com/office/word/2010/wordprocessingCanvas" xmlns:cx="http://schemas.microsoft.com/office/drawing/2014/chartex" xmlns:cx1="http://schemas.microsoft.com/office/drawing/2015/9/8/chartex" xmlns:cx2="http://schemas.microsoft.com/office/drawing/2015/10/21/chartex" xmlns:cx3="http://schemas.microsoft.com/office/drawing/2016/5/9/chartex" xmlns:cx4="http://schemas.microsoft.com/office/drawing/2016/5/10/chartex" xmlns:cx5="http://schemas.microsoft.com/office/drawing/2016/5/11/chartex" xmlns:cx6="http://schemas.microsoft.com/office/drawing/2016/5/12/chartex" xmlns:cx7="http://schemas.microsoft.com/office/drawing/2016/5/13/chartex" xmlns:cx8="http://schemas.microsoft.com/office/drawing/2016/5/14/chartex" xmlns:mc="http://schemas.openxmlformats.org/markup-compatibility/2006" xmlns:aink="http://schemas.microsoft.com/office/drawing/2016/ink" xmlns:am3d="http://schemas.microsoft.com/office/drawing/2017/model3d" xmlns:o="urn:schemas-microsoft-com:office:office" xmlns:oel="http://schemas.microsoft.com/office/2019/extlst" xmlns:r="http://schemas.openxmlformats.org/officeDocument/2006/relationships" xmlns:m="http://schemas.openxmlformats.org/officeDocument/2006/math" xmlns:v="urn:schemas-microsoft-com:vml" xmlns:wp14="http://schemas.microsoft.com/office/word/2010/wordprocessingDrawing" xmlns:wp="http://schemas.openxmlformats.org/drawingml/2006/wordprocessingDrawing" xmlns:w10="urn:schemas-microsoft-com:office:word" xmlns:w="http://schemas.openxmlformats.org/wordprocessingml/2006/main" xmlns:w14="http://schemas.microsoft.com/office/word/2010/wordml" xmlns:w15="http://schemas.microsoft.com/office/word/2012/wordml" xmlns:w16cei="http://schemas.microsoft.com/office/word/2026/wordml/cei" xmlns:w16cex="http://schemas.microsoft.com/office/word/2018/wordml/cex" xmlns:w16cid="http://schemas.microsoft.com/office/word/2016/wordml/cid" xmlns:w16="http://schemas.microsoft.com/office/word/2018/wordml" xmlns:w16du="http://schemas.microsoft.com/office/word/2023/wordml/word16du" xmlns:w16sdtdh="http://schemas.microsoft.com/office/word/2020/wordml/sdtdatahash" xmlns:w16sdtfl="http://schemas.microsoft.com/office/word/2024/wordml/sdtformatlock" xmlns:w16se="http://schemas.microsoft.com/office/word/2015/wordml/symex" xmlns:wpg="http://schemas.microsoft.com/office/word/2010/wordprocessingGroup" xmlns:wpi="http://schemas.microsoft.com/office/word/2010/wordprocessingInk" xmlns:wne="http://schemas.microsoft.com/office/word/2006/wordml" xmlns:wps="http://schemas.microsoft.com/office/word/2010/wordprocessingShape" mc:Ignorable="w14 w15 w16se w16cid w16 w16cex w16sdtdh w16sdtfl w16du wp14">
   <w:p>
     <w:pPr>
       <w:pStyle w:val="BodyText"/>
@@ -29075,7 +28402,7 @@
 </file>
 
 <file path=word/numbering.xml><?xml version="1.0" encoding="utf-8"?>
-<w:numbering xmlns:wpc="http://schemas.microsoft.com/office/word/2010/wordprocessingCanvas" xmlns:cx="http://schemas.microsoft.com/office/drawing/2014/chartex" xmlns:cx1="http://schemas.microsoft.com/office/drawing/2015/9/8/chartex" xmlns:cx2="http://schemas.microsoft.com/office/drawing/2015/10/21/chartex" xmlns:cx3="http://schemas.microsoft.com/office/drawing/2016/5/9/chartex" xmlns:cx4="http://schemas.microsoft.com/office/drawing/2016/5/10/chartex" xmlns:cx5="http://schemas.microsoft.com/office/drawing/2016/5/11/chartex" xmlns:cx6="http://schemas.microsoft.com/office/drawing/2016/5/12/chartex" xmlns:cx7="http://schemas.microsoft.com/office/drawing/2016/5/13/chartex" xmlns:cx8="http://schemas.microsoft.com/office/drawing/2016/5/14/chartex" xmlns:mc="http://schemas.openxmlformats.org/markup-compatibility/2006" xmlns:aink="http://schemas.microsoft.com/office/drawing/2016/ink" xmlns:am3d="http://schemas.microsoft.com/office/drawing/2017/model3d" xmlns:o="urn:schemas-microsoft-com:office:office" xmlns:oel="http://schemas.microsoft.com/office/2019/extlst" xmlns:r="http://schemas.openxmlformats.org/officeDocument/2006/relationships" xmlns:m="http://schemas.openxmlformats.org/officeDocument/2006/math" xmlns:v="urn:schemas-microsoft-com:vml" xmlns:wp14="http://schemas.microsoft.com/office/word/2010/wordprocessingDrawing" xmlns:wp="http://schemas.openxmlformats.org/drawingml/2006/wordprocessingDrawing" xmlns:w10="urn:schemas-microsoft-com:office:word" xmlns:w="http://schemas.openxmlformats.org/wordprocessingml/2006/main" xmlns:w14="http://schemas.microsoft.com/office/word/2010/wordml" xmlns:w15="http://schemas.microsoft.com/office/word/2012/wordml" xmlns:w16cex="http://schemas.microsoft.com/office/word/2018/wordml/cex" xmlns:w16cid="http://schemas.microsoft.com/office/word/2016/wordml/cid" xmlns:w16="http://schemas.microsoft.com/office/word/2018/wordml" xmlns:w16du="http://schemas.microsoft.com/office/word/2023/wordml/word16du" xmlns:w16sdtdh="http://schemas.microsoft.com/office/word/2020/wordml/sdtdatahash" xmlns:w16sdtfl="http://schemas.microsoft.com/office/word/2024/wordml/sdtformatlock" xmlns:w16se="http://schemas.microsoft.com/office/word/2015/wordml/symex" xmlns:wpg="http://schemas.microsoft.com/office/word/2010/wordprocessingGroup" xmlns:wpi="http://schemas.microsoft.com/office/word/2010/wordprocessingInk" xmlns:wne="http://schemas.microsoft.com/office/word/2006/wordml" xmlns:wps="http://schemas.microsoft.com/office/word/2010/wordprocessingShape" mc:Ignorable="w14 w15 w16se w16cid w16 w16cex w16sdtdh w16sdtfl w16du wp14">
+<w:numbering xmlns:wpc="http://schemas.microsoft.com/office/word/2010/wordprocessingCanvas" xmlns:cx="http://schemas.microsoft.com/office/drawing/2014/chartex" xmlns:cx1="http://schemas.microsoft.com/office/drawing/2015/9/8/chartex" xmlns:cx2="http://schemas.microsoft.com/office/drawing/2015/10/21/chartex" xmlns:cx3="http://schemas.microsoft.com/office/drawing/2016/5/9/chartex" xmlns:cx4="http://schemas.microsoft.com/office/drawing/2016/5/10/chartex" xmlns:cx5="http://schemas.microsoft.com/office/drawing/2016/5/11/chartex" xmlns:cx6="http://schemas.microsoft.com/office/drawing/2016/5/12/chartex" xmlns:cx7="http://schemas.microsoft.com/office/drawing/2016/5/13/chartex" xmlns:cx8="http://schemas.microsoft.com/office/drawing/2016/5/14/chartex" xmlns:mc="http://schemas.openxmlformats.org/markup-compatibility/2006" xmlns:aink="http://schemas.microsoft.com/office/drawing/2016/ink" xmlns:am3d="http://schemas.microsoft.com/office/drawing/2017/model3d" xmlns:o="urn:schemas-microsoft-com:office:office" xmlns:oel="http://schemas.microsoft.com/office/2019/extlst" xmlns:r="http://schemas.openxmlformats.org/officeDocument/2006/relationships" xmlns:m="http://schemas.openxmlformats.org/officeDocument/2006/math" xmlns:v="urn:schemas-microsoft-com:vml" xmlns:wp14="http://schemas.microsoft.com/office/word/2010/wordprocessingDrawing" xmlns:wp="http://schemas.openxmlformats.org/drawingml/2006/wordprocessingDrawing" xmlns:w10="urn:schemas-microsoft-com:office:word" xmlns:w="http://schemas.openxmlformats.org/wordprocessingml/2006/main" xmlns:w14="http://schemas.microsoft.com/office/word/2010/wordml" xmlns:w15="http://schemas.microsoft.com/office/word/2012/wordml" xmlns:w16cei="http://schemas.microsoft.com/office/word/2026/wordml/cei" xmlns:w16cex="http://schemas.microsoft.com/office/word/2018/wordml/cex" xmlns:w16cid="http://schemas.microsoft.com/office/word/2016/wordml/cid" xmlns:w16="http://schemas.microsoft.com/office/word/2018/wordml" xmlns:w16du="http://schemas.microsoft.com/office/word/2023/wordml/word16du" xmlns:w16sdtdh="http://schemas.microsoft.com/office/word/2020/wordml/sdtdatahash" xmlns:w16sdtfl="http://schemas.microsoft.com/office/word/2024/wordml/sdtformatlock" xmlns:w16se="http://schemas.microsoft.com/office/word/2015/wordml/symex" xmlns:wpg="http://schemas.microsoft.com/office/word/2010/wordprocessingGroup" xmlns:wpi="http://schemas.microsoft.com/office/word/2010/wordprocessingInk" xmlns:wne="http://schemas.microsoft.com/office/word/2006/wordml" xmlns:wps="http://schemas.microsoft.com/office/word/2010/wordprocessingShape" mc:Ignorable="w14 w15 w16se w16cid w16 w16cex w16sdtdh w16sdtfl w16du wp14">
   <w:abstractNum w:abstractNumId="0" w15:restartNumberingAfterBreak="0">
     <w:nsid w:val="25387E11"/>
     <w:multiLevelType w:val="hybridMultilevel"/>
@@ -29994,6 +29321,7 @@
   <w:style w:type="character" w:default="1" w:styleId="DefaultParagraphFont">
     <w:name w:val="Default Paragraph Font"/>
     <w:uiPriority w:val="1"/>
+    <w:semiHidden/>
     <w:unhideWhenUsed/>
   </w:style>
   <w:style w:type="table" w:default="1" w:styleId="TableNormal">
@@ -30107,6 +29435,19 @@
     <w:rsid w:val="00174270"/>
     <w:rPr>
       <w:rFonts w:ascii="Microsoft Sans Serif" w:eastAsia="Microsoft Sans Serif" w:hAnsi="Microsoft Sans Serif" w:cs="Microsoft Sans Serif"/>
+    </w:rPr>
+  </w:style>
+  <w:style w:type="paragraph" w:styleId="NormalWeb">
+    <w:name w:val="Normal (Web)"/>
+    <w:basedOn w:val="Normal"/>
+    <w:uiPriority w:val="99"/>
+    <w:semiHidden/>
+    <w:unhideWhenUsed/>
+    <w:rsid w:val="003A6D5D"/>
+    <w:rPr>
+      <w:rFonts w:ascii="Times New Roman" w:hAnsi="Times New Roman" w:cs="Times New Roman"/>
+      <w:sz w:val="24"/>
+      <w:szCs w:val="24"/>
     </w:rPr>
   </w:style>
 </w:styles>
